--- a/docx/07-design-system.docx
+++ b/docx/07-design-system.docx
@@ -8317,29 +8317,197 @@
                 <w:b/>
                 <w:bCs/>
               </w:rPr>
-              <w:t xml:space="preserve">EssayViewer</w:t>
-            </w:r>
-          </w:p>
-        </w:tc>
-        <w:tc>
-          <w:tcPr/>
-          <w:p>
-            <w:pPr>
-              <w:pStyle w:val="Compact"/>
-            </w:pPr>
-            <w:r>
-              <w:t xml:space="preserve">Hiển thị bài đã nộp, có highlight nhận xét inline. Bôi đen văn bản → hiện nút nổi "Thêm nhận xét"</w:t>
-            </w:r>
-          </w:p>
-        </w:tc>
-        <w:tc>
-          <w:tcPr/>
-          <w:p>
-            <w:pPr>
-              <w:pStyle w:val="Compact"/>
-            </w:pPr>
-            <w:r>
-              <w:t xml:space="preserve">Chế độ giáo viên (thêm/sửa nhận xét) / sinh viên (chỉ xem, bấm highlight để xem nhận xét)</w:t>
+              <w:t xml:space="preserve">EssayAnnotator</w:t>
+            </w:r>
+            <w:r>
+              <w:t xml:space="preserve"> </w:t>
+            </w:r>
+            <w:r>
+              <w:t xml:space="preserve">(thay EssayViewer, F5b)</w:t>
+            </w:r>
+          </w:p>
+        </w:tc>
+        <w:tc>
+          <w:tcPr/>
+          <w:p>
+            <w:pPr>
+              <w:pStyle w:val="Compact"/>
+            </w:pPr>
+            <w:r>
+              <w:t xml:space="preserve">Bài đã nộp kiểu "Word đã chấm": lỗi = gạch chân gợn sóng màu theo nhóm (</w:t>
+            </w:r>
+            <w:r>
+              <w:rPr>
+                <w:rStyle w:val="VerbatimChar"/>
+              </w:rPr>
+              <w:t xml:space="preserve">annot-grammar</w:t>
+            </w:r>
+            <w:r>
+              <w:t xml:space="preserve"> </w:t>
+            </w:r>
+            <w:r>
+              <w:t xml:space="preserve">/</w:t>
+            </w:r>
+            <w:r>
+              <w:t xml:space="preserve"> </w:t>
+            </w:r>
+            <w:r>
+              <w:rPr>
+                <w:rStyle w:val="VerbatimChar"/>
+              </w:rPr>
+              <w:t xml:space="preserve">-spelling</w:t>
+            </w:r>
+            <w:r>
+              <w:t xml:space="preserve"> </w:t>
+            </w:r>
+            <w:r>
+              <w:t xml:space="preserve">/</w:t>
+            </w:r>
+            <w:r>
+              <w:t xml:space="preserve"> </w:t>
+            </w:r>
+            <w:r>
+              <w:rPr>
+                <w:rStyle w:val="VerbatimChar"/>
+              </w:rPr>
+              <w:t xml:space="preserve">-vocabulary</w:t>
+            </w:r>
+            <w:r>
+              <w:t xml:space="preserve"> </w:t>
+            </w:r>
+            <w:r>
+              <w:t xml:space="preserve">/</w:t>
+            </w:r>
+            <w:r>
+              <w:t xml:space="preserve"> </w:t>
+            </w:r>
+            <w:r>
+              <w:rPr>
+                <w:rStyle w:val="VerbatimChar"/>
+              </w:rPr>
+              <w:t xml:space="preserve">-coherence</w:t>
+            </w:r>
+            <w:r>
+              <w:t xml:space="preserve"> </w:t>
+            </w:r>
+            <w:r>
+              <w:t xml:space="preserve">/</w:t>
+            </w:r>
+            <w:r>
+              <w:t xml:space="preserve"> </w:t>
+            </w:r>
+            <w:r>
+              <w:rPr>
+                <w:rStyle w:val="VerbatimChar"/>
+              </w:rPr>
+              <w:t xml:space="preserve">-punctuation</w:t>
+            </w:r>
+            <w:r>
+              <w:t xml:space="preserve"> </w:t>
+            </w:r>
+            <w:r>
+              <w:t xml:space="preserve">/</w:t>
+            </w:r>
+            <w:r>
+              <w:t xml:space="preserve"> </w:t>
+            </w:r>
+            <w:r>
+              <w:rPr>
+                <w:rStyle w:val="VerbatimChar"/>
+              </w:rPr>
+              <w:t xml:space="preserve">-other</w:t>
+            </w:r>
+            <w:r>
+              <w:t xml:space="preserve">); sửa = chữ cũ gạch ngang + chữ mới gạch chân màu</w:t>
+            </w:r>
+            <w:r>
+              <w:t xml:space="preserve"> </w:t>
+            </w:r>
+            <w:r>
+              <w:rPr>
+                <w:rStyle w:val="VerbatimChar"/>
+              </w:rPr>
+              <w:t xml:space="preserve">annot-edit</w:t>
+            </w:r>
+            <w:r>
+              <w:t xml:space="preserve">; lưu ý nền</w:t>
+            </w:r>
+            <w:r>
+              <w:t xml:space="preserve"> </w:t>
+            </w:r>
+            <w:r>
+              <w:rPr>
+                <w:rStyle w:val="VerbatimChar"/>
+              </w:rPr>
+              <w:t xml:space="preserve">highlight-comment</w:t>
+            </w:r>
+            <w:r>
+              <w:t xml:space="preserve">, dùng hay nền</w:t>
+            </w:r>
+            <w:r>
+              <w:t xml:space="preserve"> </w:t>
+            </w:r>
+            <w:r>
+              <w:rPr>
+                <w:rStyle w:val="VerbatimChar"/>
+              </w:rPr>
+              <w:t xml:space="preserve">annot-good</w:t>
+            </w:r>
+            <w:r>
+              <w:t xml:space="preserve">, có nhận xét nền</w:t>
+            </w:r>
+            <w:r>
+              <w:t xml:space="preserve"> </w:t>
+            </w:r>
+            <w:r>
+              <w:rPr>
+                <w:rStyle w:val="VerbatimChar"/>
+              </w:rPr>
+              <w:t xml:space="preserve">annot-comment</w:t>
+            </w:r>
+            <w:r>
+              <w:t xml:space="preserve"> </w:t>
+            </w:r>
+            <w:r>
+              <w:t xml:space="preserve">(đang chọn / hover:</w:t>
+            </w:r>
+            <w:r>
+              <w:t xml:space="preserve"> </w:t>
+            </w:r>
+            <w:r>
+              <w:rPr>
+                <w:rStyle w:val="VerbatimChar"/>
+              </w:rPr>
+              <w:t xml:space="preserve">annot-comment-active</w:t>
+            </w:r>
+            <w:r>
+              <w:t xml:space="preserve">). Lề trái: thanh dọc</w:t>
+            </w:r>
+            <w:r>
+              <w:t xml:space="preserve"> </w:t>
+            </w:r>
+            <w:r>
+              <w:rPr>
+                <w:rStyle w:val="VerbatimChar"/>
+              </w:rPr>
+              <w:t xml:space="preserve">brand-500</w:t>
+            </w:r>
+            <w:r>
+              <w:t xml:space="preserve"> </w:t>
+            </w:r>
+            <w:r>
+              <w:t xml:space="preserve">ở dòng có đánh dấu; lề phải 180px: bong bóng nhận xét canh theo dòng, tự dàn không chồng</w:t>
+            </w:r>
+          </w:p>
+        </w:tc>
+        <w:tc>
+          <w:tcPr/>
+          <w:p>
+            <w:pPr>
+              <w:pStyle w:val="Compact"/>
+            </w:pPr>
+            <w:r>
+              <w:t xml:space="preserve">Giáo viên: bôi đen → thanh công cụ 7 nút. Sinh viên: chỉ xem. Hàng "Hiện:" bật / tắt lớp Tô màu / Sửa / Lỗi / Nhận xét. Không dùng innerHTML — tách đoạn theo offset</w:t>
             </w:r>
           </w:p>
         </w:tc>
@@ -8984,16 +9152,40 @@
               </w:rPr>
               <w:t xml:space="preserve">diff-removed</w:t>
             </w:r>
-          </w:p>
-        </w:tc>
-        <w:tc>
-          <w:tcPr/>
-          <w:p>
-            <w:pPr>
-              <w:pStyle w:val="Compact"/>
-            </w:pPr>
-            <w:r>
-              <w:t xml:space="preserve">Hiển thị gộp / song song</w:t>
+            <w:r>
+              <w:t xml:space="preserve">; đoạn trích của lỗi đang chọn viền</w:t>
+            </w:r>
+            <w:r>
+              <w:t xml:space="preserve"> </w:t>
+            </w:r>
+            <w:r>
+              <w:rPr>
+                <w:rStyle w:val="VerbatimChar"/>
+              </w:rPr>
+              <w:t xml:space="preserve">brand-500</w:t>
+            </w:r>
+          </w:p>
+        </w:tc>
+        <w:tc>
+          <w:tcPr/>
+          <w:p>
+            <w:pPr>
+              <w:pStyle w:val="Compact"/>
+            </w:pPr>
+            <w:r>
+              <w:t xml:space="preserve">Hiển thị gộp / song song. Diff theo từ (LCS tự viết,</w:t>
+            </w:r>
+            <w:r>
+              <w:t xml:space="preserve"> </w:t>
+            </w:r>
+            <w:r>
+              <w:rPr>
+                <w:rStyle w:val="VerbatimChar"/>
+              </w:rPr>
+              <w:t xml:space="preserve">lib/utils/textDiff.ts</w:t>
+            </w:r>
+            <w:r>
+              <w:t xml:space="preserve">), chữ thường — không innerHTML</w:t>
             </w:r>
           </w:p>
         </w:tc>

--- a/docx/07-design-system.docx
+++ b/docx/07-design-system.docx
@@ -8317,197 +8317,29 @@
                 <w:b/>
                 <w:bCs/>
               </w:rPr>
-              <w:t xml:space="preserve">EssayAnnotator</w:t>
-            </w:r>
-            <w:r>
-              <w:t xml:space="preserve"> </w:t>
-            </w:r>
-            <w:r>
-              <w:t xml:space="preserve">(thay EssayViewer, F5b)</w:t>
-            </w:r>
-          </w:p>
-        </w:tc>
-        <w:tc>
-          <w:tcPr/>
-          <w:p>
-            <w:pPr>
-              <w:pStyle w:val="Compact"/>
-            </w:pPr>
-            <w:r>
-              <w:t xml:space="preserve">Bài đã nộp kiểu "Word đã chấm": lỗi = gạch chân gợn sóng màu theo nhóm (</w:t>
-            </w:r>
-            <w:r>
-              <w:rPr>
-                <w:rStyle w:val="VerbatimChar"/>
-              </w:rPr>
-              <w:t xml:space="preserve">annot-grammar</w:t>
-            </w:r>
-            <w:r>
-              <w:t xml:space="preserve"> </w:t>
-            </w:r>
-            <w:r>
-              <w:t xml:space="preserve">/</w:t>
-            </w:r>
-            <w:r>
-              <w:t xml:space="preserve"> </w:t>
-            </w:r>
-            <w:r>
-              <w:rPr>
-                <w:rStyle w:val="VerbatimChar"/>
-              </w:rPr>
-              <w:t xml:space="preserve">-spelling</w:t>
-            </w:r>
-            <w:r>
-              <w:t xml:space="preserve"> </w:t>
-            </w:r>
-            <w:r>
-              <w:t xml:space="preserve">/</w:t>
-            </w:r>
-            <w:r>
-              <w:t xml:space="preserve"> </w:t>
-            </w:r>
-            <w:r>
-              <w:rPr>
-                <w:rStyle w:val="VerbatimChar"/>
-              </w:rPr>
-              <w:t xml:space="preserve">-vocabulary</w:t>
-            </w:r>
-            <w:r>
-              <w:t xml:space="preserve"> </w:t>
-            </w:r>
-            <w:r>
-              <w:t xml:space="preserve">/</w:t>
-            </w:r>
-            <w:r>
-              <w:t xml:space="preserve"> </w:t>
-            </w:r>
-            <w:r>
-              <w:rPr>
-                <w:rStyle w:val="VerbatimChar"/>
-              </w:rPr>
-              <w:t xml:space="preserve">-coherence</w:t>
-            </w:r>
-            <w:r>
-              <w:t xml:space="preserve"> </w:t>
-            </w:r>
-            <w:r>
-              <w:t xml:space="preserve">/</w:t>
-            </w:r>
-            <w:r>
-              <w:t xml:space="preserve"> </w:t>
-            </w:r>
-            <w:r>
-              <w:rPr>
-                <w:rStyle w:val="VerbatimChar"/>
-              </w:rPr>
-              <w:t xml:space="preserve">-punctuation</w:t>
-            </w:r>
-            <w:r>
-              <w:t xml:space="preserve"> </w:t>
-            </w:r>
-            <w:r>
-              <w:t xml:space="preserve">/</w:t>
-            </w:r>
-            <w:r>
-              <w:t xml:space="preserve"> </w:t>
-            </w:r>
-            <w:r>
-              <w:rPr>
-                <w:rStyle w:val="VerbatimChar"/>
-              </w:rPr>
-              <w:t xml:space="preserve">-other</w:t>
-            </w:r>
-            <w:r>
-              <w:t xml:space="preserve">); sửa = chữ cũ gạch ngang + chữ mới gạch chân màu</w:t>
-            </w:r>
-            <w:r>
-              <w:t xml:space="preserve"> </w:t>
-            </w:r>
-            <w:r>
-              <w:rPr>
-                <w:rStyle w:val="VerbatimChar"/>
-              </w:rPr>
-              <w:t xml:space="preserve">annot-edit</w:t>
-            </w:r>
-            <w:r>
-              <w:t xml:space="preserve">; lưu ý nền</w:t>
-            </w:r>
-            <w:r>
-              <w:t xml:space="preserve"> </w:t>
-            </w:r>
-            <w:r>
-              <w:rPr>
-                <w:rStyle w:val="VerbatimChar"/>
-              </w:rPr>
-              <w:t xml:space="preserve">highlight-comment</w:t>
-            </w:r>
-            <w:r>
-              <w:t xml:space="preserve">, dùng hay nền</w:t>
-            </w:r>
-            <w:r>
-              <w:t xml:space="preserve"> </w:t>
-            </w:r>
-            <w:r>
-              <w:rPr>
-                <w:rStyle w:val="VerbatimChar"/>
-              </w:rPr>
-              <w:t xml:space="preserve">annot-good</w:t>
-            </w:r>
-            <w:r>
-              <w:t xml:space="preserve">, có nhận xét nền</w:t>
-            </w:r>
-            <w:r>
-              <w:t xml:space="preserve"> </w:t>
-            </w:r>
-            <w:r>
-              <w:rPr>
-                <w:rStyle w:val="VerbatimChar"/>
-              </w:rPr>
-              <w:t xml:space="preserve">annot-comment</w:t>
-            </w:r>
-            <w:r>
-              <w:t xml:space="preserve"> </w:t>
-            </w:r>
-            <w:r>
-              <w:t xml:space="preserve">(đang chọn / hover:</w:t>
-            </w:r>
-            <w:r>
-              <w:t xml:space="preserve"> </w:t>
-            </w:r>
-            <w:r>
-              <w:rPr>
-                <w:rStyle w:val="VerbatimChar"/>
-              </w:rPr>
-              <w:t xml:space="preserve">annot-comment-active</w:t>
-            </w:r>
-            <w:r>
-              <w:t xml:space="preserve">). Lề trái: thanh dọc</w:t>
-            </w:r>
-            <w:r>
-              <w:t xml:space="preserve"> </w:t>
-            </w:r>
-            <w:r>
-              <w:rPr>
-                <w:rStyle w:val="VerbatimChar"/>
-              </w:rPr>
-              <w:t xml:space="preserve">brand-500</w:t>
-            </w:r>
-            <w:r>
-              <w:t xml:space="preserve"> </w:t>
-            </w:r>
-            <w:r>
-              <w:t xml:space="preserve">ở dòng có đánh dấu; lề phải 180px: bong bóng nhận xét canh theo dòng, tự dàn không chồng</w:t>
-            </w:r>
-          </w:p>
-        </w:tc>
-        <w:tc>
-          <w:tcPr/>
-          <w:p>
-            <w:pPr>
-              <w:pStyle w:val="Compact"/>
-            </w:pPr>
-            <w:r>
-              <w:t xml:space="preserve">Giáo viên: bôi đen → thanh công cụ 7 nút. Sinh viên: chỉ xem. Hàng "Hiện:" bật / tắt lớp Tô màu / Sửa / Lỗi / Nhận xét. Không dùng innerHTML — tách đoạn theo offset</w:t>
+              <w:t xml:space="preserve">EssayViewer</w:t>
+            </w:r>
+          </w:p>
+        </w:tc>
+        <w:tc>
+          <w:tcPr/>
+          <w:p>
+            <w:pPr>
+              <w:pStyle w:val="Compact"/>
+            </w:pPr>
+            <w:r>
+              <w:t xml:space="preserve">Hiển thị bài đã nộp, có highlight nhận xét inline. Bôi đen văn bản → hiện nút nổi "Thêm nhận xét"</w:t>
+            </w:r>
+          </w:p>
+        </w:tc>
+        <w:tc>
+          <w:tcPr/>
+          <w:p>
+            <w:pPr>
+              <w:pStyle w:val="Compact"/>
+            </w:pPr>
+            <w:r>
+              <w:t xml:space="preserve">Chế độ giáo viên (thêm/sửa nhận xét) / sinh viên (chỉ xem, bấm highlight để xem nhận xét)</w:t>
             </w:r>
           </w:p>
         </w:tc>
@@ -9152,40 +8984,16 @@
               </w:rPr>
               <w:t xml:space="preserve">diff-removed</w:t>
             </w:r>
-            <w:r>
-              <w:t xml:space="preserve">; đoạn trích của lỗi đang chọn viền</w:t>
-            </w:r>
-            <w:r>
-              <w:t xml:space="preserve"> </w:t>
-            </w:r>
-            <w:r>
-              <w:rPr>
-                <w:rStyle w:val="VerbatimChar"/>
-              </w:rPr>
-              <w:t xml:space="preserve">brand-500</w:t>
-            </w:r>
-          </w:p>
-        </w:tc>
-        <w:tc>
-          <w:tcPr/>
-          <w:p>
-            <w:pPr>
-              <w:pStyle w:val="Compact"/>
-            </w:pPr>
-            <w:r>
-              <w:t xml:space="preserve">Hiển thị gộp / song song. Diff theo từ (LCS tự viết,</w:t>
-            </w:r>
-            <w:r>
-              <w:t xml:space="preserve"> </w:t>
-            </w:r>
-            <w:r>
-              <w:rPr>
-                <w:rStyle w:val="VerbatimChar"/>
-              </w:rPr>
-              <w:t xml:space="preserve">lib/utils/textDiff.ts</w:t>
-            </w:r>
-            <w:r>
-              <w:t xml:space="preserve">), chữ thường — không innerHTML</w:t>
+          </w:p>
+        </w:tc>
+        <w:tc>
+          <w:tcPr/>
+          <w:p>
+            <w:pPr>
+              <w:pStyle w:val="Compact"/>
+            </w:pPr>
+            <w:r>
+              <w:t xml:space="preserve">Hiển thị gộp / song song</w:t>
             </w:r>
           </w:p>
         </w:tc>

--- a/docx/07-design-system.docx
+++ b/docx/07-design-system.docx
@@ -8167,44 +8167,50 @@
                 <w:b/>
                 <w:bCs/>
               </w:rPr>
-              <w:t xml:space="preserve">CriterionCard</w:t>
-            </w:r>
-          </w:p>
-        </w:tc>
-        <w:tc>
-          <w:tcPr/>
-          <w:p>
-            <w:pPr>
-              <w:pStyle w:val="Compact"/>
-            </w:pPr>
-            <w:r>
-              <w:t xml:space="preserve">Một tiêu chí trên màn chấm: tên + mô tả rút gọn, checklist (Checkbox), ScorePicker, ô nhận xét</w:t>
-            </w:r>
-          </w:p>
-        </w:tc>
-        <w:tc>
-          <w:tcPr/>
-          <w:p>
-            <w:pPr>
-              <w:pStyle w:val="Compact"/>
-            </w:pPr>
-            <w:r>
-              <w:t xml:space="preserve">Thu gọn / mở rộng. Viền trái</w:t>
-            </w:r>
-            <w:r>
-              <w:t xml:space="preserve"> </w:t>
-            </w:r>
-            <w:r>
-              <w:rPr>
-                <w:rStyle w:val="VerbatimChar"/>
-              </w:rPr>
-              <w:t xml:space="preserve">brand-600</w:t>
-            </w:r>
-            <w:r>
-              <w:t xml:space="preserve"> </w:t>
-            </w:r>
-            <w:r>
-              <w:t xml:space="preserve">khi đã chấm đủ</w:t>
+              <w:t xml:space="preserve">LevelsEditor</w:t>
+            </w:r>
+            <w:r>
+              <w:t xml:space="preserve"> </w:t>
+            </w:r>
+            <w:r>
+              <w:t xml:space="preserve">(Mức 4, trình soạn bài)</w:t>
+            </w:r>
+          </w:p>
+        </w:tc>
+        <w:tc>
+          <w:tcPr/>
+          <w:p>
+            <w:pPr>
+              <w:pStyle w:val="Compact"/>
+            </w:pPr>
+            <w:r>
+              <w:t xml:space="preserve">Khung "Mức đạt" dưới checklist của tiêu chí bài Paper: mỗi mức là thẻ nền</w:t>
+            </w:r>
+            <w:r>
+              <w:t xml:space="preserve"> </w:t>
+            </w:r>
+            <w:r>
+              <w:rPr>
+                <w:rStyle w:val="VerbatimChar"/>
+              </w:rPr>
+              <w:t xml:space="preserve">neutral-25</w:t>
+            </w:r>
+            <w:r>
+              <w:t xml:space="preserve"> </w:t>
+            </w:r>
+            <w:r>
+              <w:t xml:space="preserve">gồm tên, hai ô điểm "Từ – Đến", nút xoá và ô mô tả tự giãn; lỗi chung (chồng khoảng, thiếu mức…) hiện dưới danh sách. Nút "Thêm mức" (tối đa 6), "Dùng 4 mức mặc định" khi chưa có mức</w:t>
+            </w:r>
+          </w:p>
+        </w:tc>
+        <w:tc>
+          <w:tcPr/>
+          <w:p>
+            <w:pPr>
+              <w:pStyle w:val="Compact"/>
+            </w:pPr>
+            <w:r>
+              <w:t xml:space="preserve">Bài luận IELTS không có khung này</w:t>
             </w:r>
           </w:p>
         </w:tc>
@@ -8221,36 +8227,45 @@
                 <w:b/>
                 <w:bCs/>
               </w:rPr>
-              <w:t xml:space="preserve">ChecklistItem</w:t>
-            </w:r>
-          </w:p>
-        </w:tc>
-        <w:tc>
-          <w:tcPr/>
-          <w:p>
-            <w:pPr>
-              <w:pStyle w:val="Compact"/>
-            </w:pPr>
-            <w:r>
-              <w:t xml:space="preserve">Checkbox + nội dung. Đã tick: chữ</w:t>
-            </w:r>
-            <w:r>
-              <w:t xml:space="preserve"> </w:t>
-            </w:r>
-            <w:r>
-              <w:rPr>
-                <w:rStyle w:val="VerbatimChar"/>
-              </w:rPr>
-              <w:t xml:space="preserve">neutral-500</w:t>
-            </w:r>
-          </w:p>
-        </w:tc>
-        <w:tc>
-          <w:tcPr/>
-          <w:p>
-            <w:pPr>
-              <w:pStyle w:val="Compact"/>
-            </w:pPr>
+              <w:t xml:space="preserve">CriterionCard</w:t>
+            </w:r>
+          </w:p>
+        </w:tc>
+        <w:tc>
+          <w:tcPr/>
+          <w:p>
+            <w:pPr>
+              <w:pStyle w:val="Compact"/>
+            </w:pPr>
+            <w:r>
+              <w:t xml:space="preserve">Một tiêu chí trên màn chấm: tên + mô tả rút gọn, checklist (Checkbox), ScorePicker, ô nhận xét</w:t>
+            </w:r>
+          </w:p>
+        </w:tc>
+        <w:tc>
+          <w:tcPr/>
+          <w:p>
+            <w:pPr>
+              <w:pStyle w:val="Compact"/>
+            </w:pPr>
+            <w:r>
+              <w:t xml:space="preserve">Thu gọn / mở rộng. Viền trái</w:t>
+            </w:r>
+            <w:r>
+              <w:t xml:space="preserve"> </w:t>
+            </w:r>
+            <w:r>
+              <w:rPr>
+                <w:rStyle w:val="VerbatimChar"/>
+              </w:rPr>
+              <w:t xml:space="preserve">brand-600</w:t>
+            </w:r>
+            <w:r>
+              <w:t xml:space="preserve"> </w:t>
+            </w:r>
+            <w:r>
+              <w:t xml:space="preserve">khi đã chấm đủ</w:t>
+            </w:r>
           </w:p>
         </w:tc>
       </w:tr>
@@ -8266,42 +8281,36 @@
                 <w:b/>
                 <w:bCs/>
               </w:rPr>
-              <w:t xml:space="preserve">EssayEditor</w:t>
-            </w:r>
-          </w:p>
-        </w:tc>
-        <w:tc>
-          <w:tcPr/>
-          <w:p>
-            <w:pPr>
-              <w:pStyle w:val="Compact"/>
-            </w:pPr>
-            <w:r>
-              <w:t xml:space="preserve">Vùng soạn bài: font</w:t>
-            </w:r>
-            <w:r>
-              <w:t xml:space="preserve"> </w:t>
-            </w:r>
-            <w:r>
-              <w:rPr>
-                <w:rStyle w:val="VerbatimChar"/>
-              </w:rPr>
-              <w:t xml:space="preserve">essay</w:t>
-            </w:r>
-            <w:r>
-              <w:t xml:space="preserve">, không viền, nền trắng, padding 32. Thanh trạng thái dưới: WordCounter + AutosaveIndicator</w:t>
-            </w:r>
-          </w:p>
-        </w:tc>
-        <w:tc>
-          <w:tcPr/>
-          <w:p>
-            <w:pPr>
-              <w:pStyle w:val="Compact"/>
-            </w:pPr>
-            <w:r>
-              <w:t xml:space="preserve">Chế độ chỉ đọc (đã nộp / quá hạn). Chế độ thi: chặn menu chuột phải (tuỳ chọn)</w:t>
-            </w:r>
+              <w:t xml:space="preserve">ChecklistItem</w:t>
+            </w:r>
+          </w:p>
+        </w:tc>
+        <w:tc>
+          <w:tcPr/>
+          <w:p>
+            <w:pPr>
+              <w:pStyle w:val="Compact"/>
+            </w:pPr>
+            <w:r>
+              <w:t xml:space="preserve">Checkbox + nội dung. Đã tick: chữ</w:t>
+            </w:r>
+            <w:r>
+              <w:t xml:space="preserve"> </w:t>
+            </w:r>
+            <w:r>
+              <w:rPr>
+                <w:rStyle w:val="VerbatimChar"/>
+              </w:rPr>
+              <w:t xml:space="preserve">neutral-500</w:t>
+            </w:r>
+          </w:p>
+        </w:tc>
+        <w:tc>
+          <w:tcPr/>
+          <w:p>
+            <w:pPr>
+              <w:pStyle w:val="Compact"/>
+            </w:pPr>
           </w:p>
         </w:tc>
       </w:tr>
@@ -8317,197 +8326,41 @@
                 <w:b/>
                 <w:bCs/>
               </w:rPr>
-              <w:t xml:space="preserve">EssayAnnotator</w:t>
-            </w:r>
-            <w:r>
-              <w:t xml:space="preserve"> </w:t>
-            </w:r>
-            <w:r>
-              <w:t xml:space="preserve">(thay EssayViewer, F5b)</w:t>
-            </w:r>
-          </w:p>
-        </w:tc>
-        <w:tc>
-          <w:tcPr/>
-          <w:p>
-            <w:pPr>
-              <w:pStyle w:val="Compact"/>
-            </w:pPr>
-            <w:r>
-              <w:t xml:space="preserve">Bài đã nộp kiểu "Word đã chấm": lỗi = gạch chân gợn sóng màu theo nhóm (</w:t>
-            </w:r>
-            <w:r>
-              <w:rPr>
-                <w:rStyle w:val="VerbatimChar"/>
-              </w:rPr>
-              <w:t xml:space="preserve">annot-grammar</w:t>
-            </w:r>
-            <w:r>
-              <w:t xml:space="preserve"> </w:t>
-            </w:r>
-            <w:r>
-              <w:t xml:space="preserve">/</w:t>
-            </w:r>
-            <w:r>
-              <w:t xml:space="preserve"> </w:t>
-            </w:r>
-            <w:r>
-              <w:rPr>
-                <w:rStyle w:val="VerbatimChar"/>
-              </w:rPr>
-              <w:t xml:space="preserve">-spelling</w:t>
-            </w:r>
-            <w:r>
-              <w:t xml:space="preserve"> </w:t>
-            </w:r>
-            <w:r>
-              <w:t xml:space="preserve">/</w:t>
-            </w:r>
-            <w:r>
-              <w:t xml:space="preserve"> </w:t>
-            </w:r>
-            <w:r>
-              <w:rPr>
-                <w:rStyle w:val="VerbatimChar"/>
-              </w:rPr>
-              <w:t xml:space="preserve">-vocabulary</w:t>
-            </w:r>
-            <w:r>
-              <w:t xml:space="preserve"> </w:t>
-            </w:r>
-            <w:r>
-              <w:t xml:space="preserve">/</w:t>
-            </w:r>
-            <w:r>
-              <w:t xml:space="preserve"> </w:t>
-            </w:r>
-            <w:r>
-              <w:rPr>
-                <w:rStyle w:val="VerbatimChar"/>
-              </w:rPr>
-              <w:t xml:space="preserve">-coherence</w:t>
-            </w:r>
-            <w:r>
-              <w:t xml:space="preserve"> </w:t>
-            </w:r>
-            <w:r>
-              <w:t xml:space="preserve">/</w:t>
-            </w:r>
-            <w:r>
-              <w:t xml:space="preserve"> </w:t>
-            </w:r>
-            <w:r>
-              <w:rPr>
-                <w:rStyle w:val="VerbatimChar"/>
-              </w:rPr>
-              <w:t xml:space="preserve">-punctuation</w:t>
-            </w:r>
-            <w:r>
-              <w:t xml:space="preserve"> </w:t>
-            </w:r>
-            <w:r>
-              <w:t xml:space="preserve">/</w:t>
-            </w:r>
-            <w:r>
-              <w:t xml:space="preserve"> </w:t>
-            </w:r>
-            <w:r>
-              <w:rPr>
-                <w:rStyle w:val="VerbatimChar"/>
-              </w:rPr>
-              <w:t xml:space="preserve">-other</w:t>
-            </w:r>
-            <w:r>
-              <w:t xml:space="preserve">); sửa = chữ cũ gạch ngang + chữ mới gạch chân màu</w:t>
-            </w:r>
-            <w:r>
-              <w:t xml:space="preserve"> </w:t>
-            </w:r>
-            <w:r>
-              <w:rPr>
-                <w:rStyle w:val="VerbatimChar"/>
-              </w:rPr>
-              <w:t xml:space="preserve">annot-edit</w:t>
-            </w:r>
-            <w:r>
-              <w:t xml:space="preserve">; lưu ý nền</w:t>
-            </w:r>
-            <w:r>
-              <w:t xml:space="preserve"> </w:t>
-            </w:r>
-            <w:r>
-              <w:rPr>
-                <w:rStyle w:val="VerbatimChar"/>
-              </w:rPr>
-              <w:t xml:space="preserve">highlight-comment</w:t>
-            </w:r>
-            <w:r>
-              <w:t xml:space="preserve">, dùng hay nền</w:t>
-            </w:r>
-            <w:r>
-              <w:t xml:space="preserve"> </w:t>
-            </w:r>
-            <w:r>
-              <w:rPr>
-                <w:rStyle w:val="VerbatimChar"/>
-              </w:rPr>
-              <w:t xml:space="preserve">annot-good</w:t>
-            </w:r>
-            <w:r>
-              <w:t xml:space="preserve">, có nhận xét nền</w:t>
-            </w:r>
-            <w:r>
-              <w:t xml:space="preserve"> </w:t>
-            </w:r>
-            <w:r>
-              <w:rPr>
-                <w:rStyle w:val="VerbatimChar"/>
-              </w:rPr>
-              <w:t xml:space="preserve">annot-comment</w:t>
-            </w:r>
-            <w:r>
-              <w:t xml:space="preserve"> </w:t>
-            </w:r>
-            <w:r>
-              <w:t xml:space="preserve">(đang chọn / hover:</w:t>
-            </w:r>
-            <w:r>
-              <w:t xml:space="preserve"> </w:t>
-            </w:r>
-            <w:r>
-              <w:rPr>
-                <w:rStyle w:val="VerbatimChar"/>
-              </w:rPr>
-              <w:t xml:space="preserve">annot-comment-active</w:t>
-            </w:r>
-            <w:r>
-              <w:t xml:space="preserve">). Lề trái: thanh dọc</w:t>
-            </w:r>
-            <w:r>
-              <w:t xml:space="preserve"> </w:t>
-            </w:r>
-            <w:r>
-              <w:rPr>
-                <w:rStyle w:val="VerbatimChar"/>
-              </w:rPr>
-              <w:t xml:space="preserve">brand-500</w:t>
-            </w:r>
-            <w:r>
-              <w:t xml:space="preserve"> </w:t>
-            </w:r>
-            <w:r>
-              <w:t xml:space="preserve">ở dòng có đánh dấu; lề phải 180px: bong bóng nhận xét canh theo dòng, tự dàn không chồng</w:t>
-            </w:r>
-          </w:p>
-        </w:tc>
-        <w:tc>
-          <w:tcPr/>
-          <w:p>
-            <w:pPr>
-              <w:pStyle w:val="Compact"/>
-            </w:pPr>
-            <w:r>
-              <w:t xml:space="preserve">Giáo viên: bôi đen → thanh công cụ 7 nút. Sinh viên: chỉ xem. Hàng "Hiện:" bật / tắt lớp Tô màu / Sửa / Lỗi / Nhận xét. Không dùng innerHTML — tách đoạn theo offset</w:t>
+              <w:t xml:space="preserve">EssayEditor</w:t>
+            </w:r>
+          </w:p>
+        </w:tc>
+        <w:tc>
+          <w:tcPr/>
+          <w:p>
+            <w:pPr>
+              <w:pStyle w:val="Compact"/>
+            </w:pPr>
+            <w:r>
+              <w:t xml:space="preserve">Vùng soạn bài: font</w:t>
+            </w:r>
+            <w:r>
+              <w:t xml:space="preserve"> </w:t>
+            </w:r>
+            <w:r>
+              <w:rPr>
+                <w:rStyle w:val="VerbatimChar"/>
+              </w:rPr>
+              <w:t xml:space="preserve">essay</w:t>
+            </w:r>
+            <w:r>
+              <w:t xml:space="preserve">, không viền, nền trắng, padding 32. Thanh trạng thái dưới: WordCounter + AutosaveIndicator</w:t>
+            </w:r>
+          </w:p>
+        </w:tc>
+        <w:tc>
+          <w:tcPr/>
+          <w:p>
+            <w:pPr>
+              <w:pStyle w:val="Compact"/>
+            </w:pPr>
+            <w:r>
+              <w:t xml:space="preserve">Chế độ chỉ đọc (đã nộp / quá hạn). Chế độ thi: chặn menu chuột phải (tuỳ chọn)</w:t>
             </w:r>
           </w:p>
         </w:tc>
@@ -8524,27 +8377,198 @@
                 <w:b/>
                 <w:bCs/>
               </w:rPr>
-              <w:t xml:space="preserve">InlineCommentPopover</w:t>
-            </w:r>
-          </w:p>
-        </w:tc>
-        <w:tc>
-          <w:tcPr/>
-          <w:p>
-            <w:pPr>
-              <w:pStyle w:val="Compact"/>
-            </w:pPr>
-            <w:r>
-              <w:t xml:space="preserve">Popover cạnh đoạn bôi đen: trích dẫn + ô nhận xét + Lưu / Xoá</w:t>
-            </w:r>
-          </w:p>
-        </w:tc>
-        <w:tc>
-          <w:tcPr/>
-          <w:p>
-            <w:pPr>
-              <w:pStyle w:val="Compact"/>
-            </w:pPr>
+              <w:t xml:space="preserve">EssayAnnotator</w:t>
+            </w:r>
+            <w:r>
+              <w:t xml:space="preserve"> </w:t>
+            </w:r>
+            <w:r>
+              <w:t xml:space="preserve">(thay EssayViewer, F5b)</w:t>
+            </w:r>
+          </w:p>
+        </w:tc>
+        <w:tc>
+          <w:tcPr/>
+          <w:p>
+            <w:pPr>
+              <w:pStyle w:val="Compact"/>
+            </w:pPr>
+            <w:r>
+              <w:t xml:space="preserve">Bài đã nộp kiểu "Word đã chấm": lỗi = gạch chân gợn sóng màu theo nhóm (</w:t>
+            </w:r>
+            <w:r>
+              <w:rPr>
+                <w:rStyle w:val="VerbatimChar"/>
+              </w:rPr>
+              <w:t xml:space="preserve">annot-grammar</w:t>
+            </w:r>
+            <w:r>
+              <w:t xml:space="preserve"> </w:t>
+            </w:r>
+            <w:r>
+              <w:t xml:space="preserve">/</w:t>
+            </w:r>
+            <w:r>
+              <w:t xml:space="preserve"> </w:t>
+            </w:r>
+            <w:r>
+              <w:rPr>
+                <w:rStyle w:val="VerbatimChar"/>
+              </w:rPr>
+              <w:t xml:space="preserve">-spelling</w:t>
+            </w:r>
+            <w:r>
+              <w:t xml:space="preserve"> </w:t>
+            </w:r>
+            <w:r>
+              <w:t xml:space="preserve">/</w:t>
+            </w:r>
+            <w:r>
+              <w:t xml:space="preserve"> </w:t>
+            </w:r>
+            <w:r>
+              <w:rPr>
+                <w:rStyle w:val="VerbatimChar"/>
+              </w:rPr>
+              <w:t xml:space="preserve">-vocabulary</w:t>
+            </w:r>
+            <w:r>
+              <w:t xml:space="preserve"> </w:t>
+            </w:r>
+            <w:r>
+              <w:t xml:space="preserve">/</w:t>
+            </w:r>
+            <w:r>
+              <w:t xml:space="preserve"> </w:t>
+            </w:r>
+            <w:r>
+              <w:rPr>
+                <w:rStyle w:val="VerbatimChar"/>
+              </w:rPr>
+              <w:t xml:space="preserve">-coherence</w:t>
+            </w:r>
+            <w:r>
+              <w:t xml:space="preserve"> </w:t>
+            </w:r>
+            <w:r>
+              <w:t xml:space="preserve">/</w:t>
+            </w:r>
+            <w:r>
+              <w:t xml:space="preserve"> </w:t>
+            </w:r>
+            <w:r>
+              <w:rPr>
+                <w:rStyle w:val="VerbatimChar"/>
+              </w:rPr>
+              <w:t xml:space="preserve">-punctuation</w:t>
+            </w:r>
+            <w:r>
+              <w:t xml:space="preserve"> </w:t>
+            </w:r>
+            <w:r>
+              <w:t xml:space="preserve">/</w:t>
+            </w:r>
+            <w:r>
+              <w:t xml:space="preserve"> </w:t>
+            </w:r>
+            <w:r>
+              <w:rPr>
+                <w:rStyle w:val="VerbatimChar"/>
+              </w:rPr>
+              <w:t xml:space="preserve">-other</w:t>
+            </w:r>
+            <w:r>
+              <w:t xml:space="preserve">); sửa = chữ cũ gạch ngang + chữ mới gạch chân màu</w:t>
+            </w:r>
+            <w:r>
+              <w:t xml:space="preserve"> </w:t>
+            </w:r>
+            <w:r>
+              <w:rPr>
+                <w:rStyle w:val="VerbatimChar"/>
+              </w:rPr>
+              <w:t xml:space="preserve">annot-edit</w:t>
+            </w:r>
+            <w:r>
+              <w:t xml:space="preserve">; lưu ý nền</w:t>
+            </w:r>
+            <w:r>
+              <w:t xml:space="preserve"> </w:t>
+            </w:r>
+            <w:r>
+              <w:rPr>
+                <w:rStyle w:val="VerbatimChar"/>
+              </w:rPr>
+              <w:t xml:space="preserve">highlight-comment</w:t>
+            </w:r>
+            <w:r>
+              <w:t xml:space="preserve">, dùng hay nền</w:t>
+            </w:r>
+            <w:r>
+              <w:t xml:space="preserve"> </w:t>
+            </w:r>
+            <w:r>
+              <w:rPr>
+                <w:rStyle w:val="VerbatimChar"/>
+              </w:rPr>
+              <w:t xml:space="preserve">annot-good</w:t>
+            </w:r>
+            <w:r>
+              <w:t xml:space="preserve">, có nhận xét nền</w:t>
+            </w:r>
+            <w:r>
+              <w:t xml:space="preserve"> </w:t>
+            </w:r>
+            <w:r>
+              <w:rPr>
+                <w:rStyle w:val="VerbatimChar"/>
+              </w:rPr>
+              <w:t xml:space="preserve">annot-comment</w:t>
+            </w:r>
+            <w:r>
+              <w:t xml:space="preserve"> </w:t>
+            </w:r>
+            <w:r>
+              <w:t xml:space="preserve">(đang chọn / hover:</w:t>
+            </w:r>
+            <w:r>
+              <w:t xml:space="preserve"> </w:t>
+            </w:r>
+            <w:r>
+              <w:rPr>
+                <w:rStyle w:val="VerbatimChar"/>
+              </w:rPr>
+              <w:t xml:space="preserve">annot-comment-active</w:t>
+            </w:r>
+            <w:r>
+              <w:t xml:space="preserve">). Lề trái: thanh dọc</w:t>
+            </w:r>
+            <w:r>
+              <w:t xml:space="preserve"> </w:t>
+            </w:r>
+            <w:r>
+              <w:rPr>
+                <w:rStyle w:val="VerbatimChar"/>
+              </w:rPr>
+              <w:t xml:space="preserve">brand-500</w:t>
+            </w:r>
+            <w:r>
+              <w:t xml:space="preserve"> </w:t>
+            </w:r>
+            <w:r>
+              <w:t xml:space="preserve">ở dòng có đánh dấu; lề phải 180px: bong bóng nhận xét canh theo dòng, tự dàn không chồng</w:t>
+            </w:r>
+          </w:p>
+        </w:tc>
+        <w:tc>
+          <w:tcPr/>
+          <w:p>
+            <w:pPr>
+              <w:pStyle w:val="Compact"/>
+            </w:pPr>
+            <w:r>
+              <w:t xml:space="preserve">Giáo viên: bôi đen → thanh công cụ 7 nút. Sinh viên: chỉ xem. Hàng "Hiện:" bật / tắt lớp Tô màu / Sửa / Lỗi / Nhận xét. Không dùng innerHTML — tách đoạn theo offset</w:t>
+            </w:r>
           </w:p>
         </w:tc>
       </w:tr>
@@ -8560,6 +8584,42 @@
                 <w:b/>
                 <w:bCs/>
               </w:rPr>
+              <w:t xml:space="preserve">InlineCommentPopover</w:t>
+            </w:r>
+          </w:p>
+        </w:tc>
+        <w:tc>
+          <w:tcPr/>
+          <w:p>
+            <w:pPr>
+              <w:pStyle w:val="Compact"/>
+            </w:pPr>
+            <w:r>
+              <w:t xml:space="preserve">Popover cạnh đoạn bôi đen: trích dẫn + ô nhận xét + Lưu / Xoá</w:t>
+            </w:r>
+          </w:p>
+        </w:tc>
+        <w:tc>
+          <w:tcPr/>
+          <w:p>
+            <w:pPr>
+              <w:pStyle w:val="Compact"/>
+            </w:pPr>
+          </w:p>
+        </w:tc>
+      </w:tr>
+      <w:tr>
+        <w:tc>
+          <w:tcPr/>
+          <w:p>
+            <w:pPr>
+              <w:pStyle w:val="Compact"/>
+            </w:pPr>
+            <w:r>
+              <w:rPr>
+                <w:b/>
+                <w:bCs/>
+              </w:rPr>
               <w:t xml:space="preserve">WordCounter</w:t>
             </w:r>
           </w:p>
@@ -8602,6 +8662,685 @@
             <w:pPr>
               <w:pStyle w:val="Compact"/>
             </w:pPr>
+          </w:p>
+        </w:tc>
+      </w:tr>
+      <w:tr>
+        <w:tc>
+          <w:tcPr/>
+          <w:p>
+            <w:pPr>
+              <w:pStyle w:val="Compact"/>
+            </w:pPr>
+            <w:r>
+              <w:rPr>
+                <w:b/>
+                <w:bCs/>
+              </w:rPr>
+              <w:t xml:space="preserve">PaperEditor</w:t>
+            </w:r>
+            <w:r>
+              <w:t xml:space="preserve"> </w:t>
+            </w:r>
+            <w:r>
+              <w:t xml:space="preserve">(Mức 4)</w:t>
+            </w:r>
+          </w:p>
+        </w:tc>
+        <w:tc>
+          <w:tcPr/>
+          <w:p>
+            <w:pPr>
+              <w:pStyle w:val="Compact"/>
+            </w:pPr>
+            <w:r>
+              <w:t xml:space="preserve">Trình soạn paper (TipTap): tờ giấy trắng rộng tối đa 960, chữ bài font</w:t>
+            </w:r>
+            <w:r>
+              <w:t xml:space="preserve"> </w:t>
+            </w:r>
+            <w:r>
+              <w:rPr>
+                <w:rStyle w:val="VerbatimChar"/>
+              </w:rPr>
+              <w:t xml:space="preserve">essay</w:t>
+            </w:r>
+            <w:r>
+              <w:t xml:space="preserve">. Tài liệu gồm các</w:t>
+            </w:r>
+            <w:r>
+              <w:t xml:space="preserve"> </w:t>
+            </w:r>
+            <w:r>
+              <w:rPr>
+                <w:b/>
+                <w:bCs/>
+              </w:rPr>
+              <w:t xml:space="preserve">mục cố định</w:t>
+            </w:r>
+            <w:r>
+              <w:t xml:space="preserve"> </w:t>
+            </w:r>
+            <w:r>
+              <w:t xml:space="preserve">do giáo viên đặt — tiêu đề mục</w:t>
+            </w:r>
+            <w:r>
+              <w:t xml:space="preserve"> </w:t>
+            </w:r>
+            <w:r>
+              <w:rPr>
+                <w:rStyle w:val="VerbatimChar"/>
+              </w:rPr>
+              <w:t xml:space="preserve">h2</w:t>
+            </w:r>
+            <w:r>
+              <w:t xml:space="preserve"> </w:t>
+            </w:r>
+            <w:r>
+              <w:t xml:space="preserve">(sans, gạch dưới</w:t>
+            </w:r>
+            <w:r>
+              <w:t xml:space="preserve"> </w:t>
+            </w:r>
+            <w:r>
+              <w:rPr>
+                <w:rStyle w:val="VerbatimChar"/>
+              </w:rPr>
+              <w:t xml:space="preserve">neutral-100</w:t>
+            </w:r>
+            <w:r>
+              <w:t xml:space="preserve">) không sửa / xoá / đổi thứ tự được. Thanh công cụ dính trên cùng: hoàn tác, đoạn / tiêu đề nhỏ / tiêu đề con, đậm / nghiêng / gạch chân, danh sách, trích khối, khối code (tô màu cú pháp theo token), bảng, hình (upload ≤ 5 MB), công thức LaTeX (KaTeX, có xem trước). Nút đang bật:</w:t>
+            </w:r>
+            <w:r>
+              <w:t xml:space="preserve"> </w:t>
+            </w:r>
+            <w:r>
+              <w:rPr>
+                <w:rStyle w:val="VerbatimChar"/>
+              </w:rPr>
+              <w:t xml:space="preserve">primary</w:t>
+            </w:r>
+            <w:r>
+              <w:t xml:space="preserve"> </w:t>
+            </w:r>
+            <w:r>
+              <w:t xml:space="preserve">ghost</w:t>
+            </w:r>
+          </w:p>
+        </w:tc>
+        <w:tc>
+          <w:tcPr/>
+          <w:p>
+            <w:pPr>
+              <w:pStyle w:val="Compact"/>
+            </w:pPr>
+            <w:r>
+              <w:t xml:space="preserve">Chỉ đọc: ẩn thanh công cụ (nhóm đã nộp / bài đóng). Thanh trạng thái dưới: số từ + PaperSyncIndicator</w:t>
+            </w:r>
+          </w:p>
+        </w:tc>
+      </w:tr>
+      <w:tr>
+        <w:tc>
+          <w:tcPr/>
+          <w:p>
+            <w:pPr>
+              <w:pStyle w:val="Compact"/>
+            </w:pPr>
+            <w:r>
+              <w:rPr>
+                <w:b/>
+                <w:bCs/>
+              </w:rPr>
+              <w:t xml:space="preserve">PaperOutline</w:t>
+            </w:r>
+            <w:r>
+              <w:t xml:space="preserve"> </w:t>
+            </w:r>
+            <w:r>
+              <w:t xml:space="preserve">(Mức 4)</w:t>
+            </w:r>
+          </w:p>
+        </w:tc>
+        <w:tc>
+          <w:tcPr/>
+          <w:p>
+            <w:pPr>
+              <w:pStyle w:val="Compact"/>
+            </w:pPr>
+            <w:r>
+              <w:t xml:space="preserve">Mục lục của paper ở cột trái (trên đề bài; điện thoại: mục thu gọn "Mục lục &amp; số từ"). Mỗi mục: icon + tên (dấu</w:t>
+            </w:r>
+            <w:r>
+              <w:t xml:space="preserve"> </w:t>
+            </w:r>
+            <w:r>
+              <w:rPr>
+                <w:rStyle w:val="VerbatimChar"/>
+              </w:rPr>
+              <w:t xml:space="preserve">*</w:t>
+            </w:r>
+            <w:r>
+              <w:t xml:space="preserve"> </w:t>
+            </w:r>
+            <w:r>
+              <w:t xml:space="preserve">màu</w:t>
+            </w:r>
+            <w:r>
+              <w:t xml:space="preserve"> </w:t>
+            </w:r>
+            <w:r>
+              <w:rPr>
+                <w:rStyle w:val="VerbatimChar"/>
+              </w:rPr>
+              <w:t xml:space="preserve">error</w:t>
+            </w:r>
+            <w:r>
+              <w:t xml:space="preserve"> </w:t>
+            </w:r>
+            <w:r>
+              <w:t xml:space="preserve">nếu bắt buộc) + dòng</w:t>
+            </w:r>
+            <w:r>
+              <w:t xml:space="preserve"> </w:t>
+            </w:r>
+            <w:r>
+              <w:rPr>
+                <w:rStyle w:val="VerbatimChar"/>
+              </w:rPr>
+              <w:t xml:space="preserve">caption</w:t>
+            </w:r>
+            <w:r>
+              <w:t xml:space="preserve"> </w:t>
+            </w:r>
+            <w:r>
+              <w:t xml:space="preserve">"120 từ / 150–600 từ". Màu theo</w:t>
+            </w:r>
+            <w:r>
+              <w:t xml:space="preserve"> </w:t>
+            </w:r>
+            <w:r>
+              <w:rPr>
+                <w:rStyle w:val="VerbatimChar"/>
+              </w:rPr>
+              <w:t xml:space="preserve">PAPER_WORD_HINT_META</w:t>
+            </w:r>
+            <w:r>
+              <w:t xml:space="preserve">: đạt</w:t>
+            </w:r>
+            <w:r>
+              <w:t xml:space="preserve"> </w:t>
+            </w:r>
+            <w:r>
+              <w:rPr>
+                <w:rStyle w:val="VerbatimChar"/>
+              </w:rPr>
+              <w:t xml:space="preserve">success</w:t>
+            </w:r>
+            <w:r>
+              <w:t xml:space="preserve">, còn thiếu / vượt</w:t>
+            </w:r>
+            <w:r>
+              <w:t xml:space="preserve"> </w:t>
+            </w:r>
+            <w:r>
+              <w:rPr>
+                <w:rStyle w:val="VerbatimChar"/>
+              </w:rPr>
+              <w:t xml:space="preserve">warning</w:t>
+            </w:r>
+            <w:r>
+              <w:t xml:space="preserve">, mục bắt buộc chưa viết</w:t>
+            </w:r>
+            <w:r>
+              <w:t xml:space="preserve"> </w:t>
+            </w:r>
+            <w:r>
+              <w:rPr>
+                <w:rStyle w:val="VerbatimChar"/>
+              </w:rPr>
+              <w:t xml:space="preserve">error</w:t>
+            </w:r>
+            <w:r>
+              <w:t xml:space="preserve">, mục không bắt buộc chưa viết</w:t>
+            </w:r>
+            <w:r>
+              <w:t xml:space="preserve"> </w:t>
+            </w:r>
+            <w:r>
+              <w:rPr>
+                <w:rStyle w:val="VerbatimChar"/>
+              </w:rPr>
+              <w:t xml:space="preserve">neutral-500</w:t>
+            </w:r>
+            <w:r>
+              <w:t xml:space="preserve">. Dưới cùng: tổng số từ cả bài</w:t>
+            </w:r>
+          </w:p>
+        </w:tc>
+        <w:tc>
+          <w:tcPr/>
+          <w:p>
+            <w:pPr>
+              <w:pStyle w:val="Compact"/>
+            </w:pPr>
+            <w:r>
+              <w:t xml:space="preserve">Bấm một mục → cuộn tới mục đó (chừa header + thanh công cụ). Chỉ nhắc, không chặn nộp (BR-29)</w:t>
+            </w:r>
+          </w:p>
+        </w:tc>
+      </w:tr>
+      <w:tr>
+        <w:tc>
+          <w:tcPr/>
+          <w:p>
+            <w:pPr>
+              <w:pStyle w:val="Compact"/>
+            </w:pPr>
+            <w:r>
+              <w:rPr>
+                <w:b/>
+                <w:bCs/>
+              </w:rPr>
+              <w:t xml:space="preserve">Trích dẫn trong PaperEditor</w:t>
+            </w:r>
+            <w:r>
+              <w:t xml:space="preserve"> </w:t>
+            </w:r>
+            <w:r>
+              <w:t xml:space="preserve">(Mức 4)</w:t>
+            </w:r>
+          </w:p>
+        </w:tc>
+        <w:tc>
+          <w:tcPr/>
+          <w:p>
+            <w:pPr>
+              <w:pStyle w:val="Compact"/>
+            </w:pPr>
+            <w:r>
+              <w:t xml:space="preserve">Nút</w:t>
+            </w:r>
+            <w:r>
+              <w:t xml:space="preserve"> </w:t>
+            </w:r>
+            <w:r>
+              <w:rPr>
+                <w:b/>
+                <w:bCs/>
+              </w:rPr>
+              <w:t xml:space="preserve">Chèn trích dẫn</w:t>
+            </w:r>
+            <w:r>
+              <w:t xml:space="preserve"> </w:t>
+            </w:r>
+            <w:r>
+              <w:t xml:space="preserve">(icon sách) cuối thanh công cụ mở</w:t>
+            </w:r>
+            <w:r>
+              <w:t xml:space="preserve"> </w:t>
+            </w:r>
+            <w:r>
+              <w:rPr>
+                <w:b/>
+                <w:bCs/>
+              </w:rPr>
+              <w:t xml:space="preserve">CitationPicker</w:t>
+            </w:r>
+            <w:r>
+              <w:t xml:space="preserve"> </w:t>
+            </w:r>
+            <w:r>
+              <w:t xml:space="preserve">(Modal 680px: ô tìm, danh sách tài liệu đã định dạng có Checkbox — chọn nhiều, thứ tự theo lúc bấm; nút "Thêm tài liệu vào thư viện"; sửa thì có "Bỏ trích dẫn"). Trích dẫn trong bài: chữ</w:t>
+            </w:r>
+            <w:r>
+              <w:t xml:space="preserve"> </w:t>
+            </w:r>
+            <w:r>
+              <w:rPr>
+                <w:rStyle w:val="VerbatimChar"/>
+              </w:rPr>
+              <w:t xml:space="preserve">brand-700</w:t>
+            </w:r>
+            <w:r>
+              <w:t xml:space="preserve">, nền</w:t>
+            </w:r>
+            <w:r>
+              <w:t xml:space="preserve"> </w:t>
+            </w:r>
+            <w:r>
+              <w:rPr>
+                <w:rStyle w:val="VerbatimChar"/>
+              </w:rPr>
+              <w:t xml:space="preserve">brand-50</w:t>
+            </w:r>
+            <w:r>
+              <w:t xml:space="preserve"> </w:t>
+            </w:r>
+            <w:r>
+              <w:t xml:space="preserve">khi hover, viền</w:t>
+            </w:r>
+            <w:r>
+              <w:t xml:space="preserve"> </w:t>
+            </w:r>
+            <w:r>
+              <w:rPr>
+                <w:rStyle w:val="VerbatimChar"/>
+              </w:rPr>
+              <w:t xml:space="preserve">brand-500</w:t>
+            </w:r>
+            <w:r>
+              <w:t xml:space="preserve"> </w:t>
+            </w:r>
+            <w:r>
+              <w:t xml:space="preserve">khi chọn; nhãn</w:t>
+            </w:r>
+            <w:r>
+              <w:t xml:space="preserve"> </w:t>
+            </w:r>
+            <w:r>
+              <w:rPr>
+                <w:rStyle w:val="VerbatimChar"/>
+              </w:rPr>
+              <w:t xml:space="preserve">[1]</w:t>
+            </w:r>
+            <w:r>
+              <w:t xml:space="preserve">,</w:t>
+            </w:r>
+            <w:r>
+              <w:t xml:space="preserve"> </w:t>
+            </w:r>
+            <w:r>
+              <w:rPr>
+                <w:rStyle w:val="VerbatimChar"/>
+              </w:rPr>
+              <w:t xml:space="preserve">[1]–[3]</w:t>
+            </w:r>
+            <w:r>
+              <w:t xml:space="preserve"> </w:t>
+            </w:r>
+            <w:r>
+              <w:t xml:space="preserve">(IEEE) hoặc</w:t>
+            </w:r>
+            <w:r>
+              <w:t xml:space="preserve"> </w:t>
+            </w:r>
+            <w:r>
+              <w:rPr>
+                <w:rStyle w:val="VerbatimChar"/>
+              </w:rPr>
+              <w:t xml:space="preserve">(LeCun et al., 2015)</w:t>
+            </w:r>
+            <w:r>
+              <w:t xml:space="preserve"> </w:t>
+            </w:r>
+            <w:r>
+              <w:t xml:space="preserve">(APA) tự đánh lại khi đổi thứ tự / thư viện; tài liệu đã xoá →</w:t>
+            </w:r>
+            <w:r>
+              <w:t xml:space="preserve"> </w:t>
+            </w:r>
+            <w:r>
+              <w:rPr>
+                <w:rStyle w:val="VerbatimChar"/>
+              </w:rPr>
+              <w:t xml:space="preserve">[?]</w:t>
+            </w:r>
+            <w:r>
+              <w:t xml:space="preserve">. Cuối tờ giấy:</w:t>
+            </w:r>
+            <w:r>
+              <w:t xml:space="preserve"> </w:t>
+            </w:r>
+            <w:r>
+              <w:rPr>
+                <w:b/>
+                <w:bCs/>
+              </w:rPr>
+              <w:t xml:space="preserve">References</w:t>
+            </w:r>
+            <w:r>
+              <w:t xml:space="preserve"> </w:t>
+            </w:r>
+            <w:r>
+              <w:t xml:space="preserve">(h2) + chú thích</w:t>
+            </w:r>
+            <w:r>
+              <w:t xml:space="preserve"> </w:t>
+            </w:r>
+            <w:r>
+              <w:rPr>
+                <w:rStyle w:val="VerbatimChar"/>
+              </w:rPr>
+              <w:t xml:space="preserve">caption</w:t>
+            </w:r>
+            <w:r>
+              <w:t xml:space="preserve"> </w:t>
+            </w:r>
+            <w:r>
+              <w:t xml:space="preserve">"Tự sinh từ các trích dẫn…", mục font</w:t>
+            </w:r>
+            <w:r>
+              <w:t xml:space="preserve"> </w:t>
+            </w:r>
+            <w:r>
+              <w:rPr>
+                <w:rStyle w:val="VerbatimChar"/>
+              </w:rPr>
+              <w:t xml:space="preserve">serif</w:t>
+            </w:r>
+            <w:r>
+              <w:t xml:space="preserve"> </w:t>
+            </w:r>
+            <w:r>
+              <w:t xml:space="preserve">15/26, APA thụt dòng treo 32px</w:t>
+            </w:r>
+          </w:p>
+        </w:tc>
+        <w:tc>
+          <w:tcPr/>
+          <w:p>
+            <w:pPr>
+              <w:pStyle w:val="Compact"/>
+            </w:pPr>
+            <w:r>
+              <w:t xml:space="preserve">Bấm vào trích dẫn → sửa (chỉ khi soạn được). Chưa trích dẫn → "Chưa có trích dẫn nào trong bài."</w:t>
+            </w:r>
+          </w:p>
+        </w:tc>
+      </w:tr>
+      <w:tr>
+        <w:tc>
+          <w:tcPr/>
+          <w:p>
+            <w:pPr>
+              <w:pStyle w:val="Compact"/>
+            </w:pPr>
+            <w:r>
+              <w:rPr>
+                <w:b/>
+                <w:bCs/>
+              </w:rPr>
+              <w:t xml:space="preserve">ReferenceLibrary</w:t>
+            </w:r>
+            <w:r>
+              <w:t xml:space="preserve"> </w:t>
+            </w:r>
+            <w:r>
+              <w:t xml:space="preserve">(Mức 4)</w:t>
+            </w:r>
+          </w:p>
+        </w:tc>
+        <w:tc>
+          <w:tcPr/>
+          <w:p>
+            <w:pPr>
+              <w:pStyle w:val="Compact"/>
+            </w:pPr>
+            <w:r>
+              <w:t xml:space="preserve">Drawer 640px "Tài liệu tham khảo của nhóm" (phụ đề: kiểu trích dẫn + số tài liệu). Trên cùng: ô</w:t>
+            </w:r>
+            <w:r>
+              <w:t xml:space="preserve"> </w:t>
+            </w:r>
+            <w:r>
+              <w:rPr>
+                <w:b/>
+                <w:bCs/>
+              </w:rPr>
+              <w:t xml:space="preserve">Tra DOI</w:t>
+            </w:r>
+            <w:r>
+              <w:t xml:space="preserve"> </w:t>
+            </w:r>
+            <w:r>
+              <w:t xml:space="preserve">(Input.Search), nút</w:t>
+            </w:r>
+            <w:r>
+              <w:t xml:space="preserve"> </w:t>
+            </w:r>
+            <w:r>
+              <w:rPr>
+                <w:b/>
+                <w:bCs/>
+              </w:rPr>
+              <w:t xml:space="preserve">Nhập tay</w:t>
+            </w:r>
+            <w:r>
+              <w:t xml:space="preserve">,</w:t>
+            </w:r>
+            <w:r>
+              <w:t xml:space="preserve"> </w:t>
+            </w:r>
+            <w:r>
+              <w:rPr>
+                <w:b/>
+                <w:bCs/>
+              </w:rPr>
+              <w:t xml:space="preserve">Nhập BibTeX</w:t>
+            </w:r>
+            <w:r>
+              <w:t xml:space="preserve">. Mỗi mục là một thẻ viền</w:t>
+            </w:r>
+            <w:r>
+              <w:t xml:space="preserve"> </w:t>
+            </w:r>
+            <w:r>
+              <w:rPr>
+                <w:rStyle w:val="VerbatimChar"/>
+              </w:rPr>
+              <w:t xml:space="preserve">neutral-100</w:t>
+            </w:r>
+            <w:r>
+              <w:t xml:space="preserve">: dòng trích dẫn theo IEEE / APA (font</w:t>
+            </w:r>
+            <w:r>
+              <w:t xml:space="preserve"> </w:t>
+            </w:r>
+            <w:r>
+              <w:rPr>
+                <w:rStyle w:val="VerbatimChar"/>
+              </w:rPr>
+              <w:t xml:space="preserve">serif</w:t>
+            </w:r>
+            <w:r>
+              <w:t xml:space="preserve">, chữ thường — không HTML), dưới là Tag</w:t>
+            </w:r>
+            <w:r>
+              <w:t xml:space="preserve"> </w:t>
+            </w:r>
+            <w:r>
+              <w:rPr>
+                <w:rStyle w:val="VerbatimChar"/>
+              </w:rPr>
+              <w:t xml:space="preserve">warning</w:t>
+            </w:r>
+            <w:r>
+              <w:t xml:space="preserve"> </w:t>
+            </w:r>
+            <w:r>
+              <w:t xml:space="preserve">"Thiếu tác giả, năm…" (BR-30) + "Thêm bởi …"; bên phải nút sửa / xoá (Popconfirm). Form nhập tay / sửa và hộp nhập BibTeX (dán chữ hoặc chọn file</w:t>
+            </w:r>
+            <w:r>
+              <w:t xml:space="preserve"> </w:t>
+            </w:r>
+            <w:r>
+              <w:rPr>
+                <w:rStyle w:val="VerbatimChar"/>
+              </w:rPr>
+              <w:t xml:space="preserve">.bib</w:t>
+            </w:r>
+            <w:r>
+              <w:t xml:space="preserve">, xem trước danh sách đã định dạng) là Modal</w:t>
+            </w:r>
+          </w:p>
+        </w:tc>
+        <w:tc>
+          <w:tcPr/>
+          <w:p>
+            <w:pPr>
+              <w:pStyle w:val="Compact"/>
+            </w:pPr>
+            <w:r>
+              <w:t xml:space="preserve">Chỉ xem (giáo viên, tài liệu chỉ đọc): ẩn ô tra và nút sửa. Rỗng: Empty kèm hướng dẫn 3 cách thêm</w:t>
+            </w:r>
+          </w:p>
+        </w:tc>
+      </w:tr>
+      <w:tr>
+        <w:tc>
+          <w:tcPr/>
+          <w:p>
+            <w:pPr>
+              <w:pStyle w:val="Compact"/>
+            </w:pPr>
+            <w:r>
+              <w:rPr>
+                <w:b/>
+                <w:bCs/>
+              </w:rPr>
+              <w:t xml:space="preserve">PaperSyncIndicator</w:t>
+            </w:r>
+          </w:p>
+        </w:tc>
+        <w:tc>
+          <w:tcPr/>
+          <w:p>
+            <w:pPr>
+              <w:pStyle w:val="Compact"/>
+            </w:pPr>
+            <w:r>
+              <w:t xml:space="preserve">Như AutosaveIndicator cho tài liệu nhóm: "Đã lưu" · "Đang lưu…" · "Mất kết nối – sẽ gửi khi có mạng" (</w:t>
+            </w:r>
+            <w:r>
+              <w:rPr>
+                <w:rStyle w:val="VerbatimChar"/>
+              </w:rPr>
+              <w:t xml:space="preserve">warning</w:t>
+            </w:r>
+            <w:r>
+              <w:t xml:space="preserve">) · "Lỗi đồng bộ – mở lại" (</w:t>
+            </w:r>
+            <w:r>
+              <w:rPr>
+                <w:rStyle w:val="VerbatimChar"/>
+              </w:rPr>
+              <w:t xml:space="preserve">error</w:t>
+            </w:r>
+            <w:r>
+              <w:t xml:space="preserve">, bấm để mở lại)</w:t>
+            </w:r>
+          </w:p>
+        </w:tc>
+        <w:tc>
+          <w:tcPr/>
+          <w:p>
+            <w:pPr>
+              <w:pStyle w:val="Compact"/>
+            </w:pPr>
+            <w:r>
+              <w:t xml:space="preserve">Không có nút lưu — mọi thay đổi gửi sau ~0,3 giây</w:t>
+            </w:r>
           </w:p>
         </w:tc>
       </w:tr>

--- a/docx/07-design-system.docx
+++ b/docx/07-design-system.docx
@@ -28,7 +28,7 @@
         </w:p>
       </w:sdtContent>
     </w:sdt>
-    <w:bookmarkStart w:id="38" w:name="Xee4896548f116cbb1e4c1890337478eb430950a"/>
+    <w:bookmarkStart w:id="39" w:name="Xee4896548f116cbb1e4c1890337478eb430950a"/>
     <w:p>
       <w:pPr>
         <w:pStyle w:val="Heading1"/>
@@ -193,7 +193,7 @@
         </w:pict>
       </w:r>
     </w:p>
-    <w:bookmarkStart w:id="9" w:name="X331c4448ae4c0c1347912f95b0aefdebef61369"/>
+    <w:bookmarkStart w:id="10" w:name="X331c4448ae4c0c1347912f95b0aefdebef61369"/>
     <w:p>
       <w:pPr>
         <w:pStyle w:val="Heading2"/>
@@ -461,6 +461,230 @@
         </w:tc>
       </w:tr>
     </w:tbl>
+    <w:bookmarkStart w:id="9" w:name="X1c77b16b200262c34c4dd87ed50b6c3ccc9eb56"/>
+    <w:p>
+      <w:pPr>
+        <w:pStyle w:val="Heading3"/>
+      </w:pPr>
+      <w:r>
+        <w:t xml:space="preserve">1.1 Tên và logo</w:t>
+      </w:r>
+    </w:p>
+    <w:p>
+      <w:pPr>
+        <w:pStyle w:val="Compact"/>
+        <w:numPr>
+          <w:ilvl w:val="0"/>
+          <w:numId w:val="1002"/>
+        </w:numPr>
+      </w:pPr>
+      <w:r>
+        <w:rPr>
+          <w:b/>
+          <w:bCs/>
+        </w:rPr>
+        <w:t xml:space="preserve">Tên:</w:t>
+      </w:r>
+      <w:r>
+        <w:t xml:space="preserve"> </w:t>
+      </w:r>
+      <w:r>
+        <w:rPr>
+          <w:b/>
+          <w:bCs/>
+        </w:rPr>
+        <w:t xml:space="preserve">AcaWrite</w:t>
+      </w:r>
+      <w:r>
+        <w:t xml:space="preserve"> </w:t>
+      </w:r>
+      <w:r>
+        <w:t xml:space="preserve">(viết tắt</w:t>
+      </w:r>
+      <w:r>
+        <w:t xml:space="preserve"> </w:t>
+      </w:r>
+      <w:r>
+        <w:rPr>
+          <w:i/>
+          <w:iCs/>
+        </w:rPr>
+        <w:t xml:space="preserve">Academic Writing</w:t>
+      </w:r>
+      <w:r>
+        <w:t xml:space="preserve">), dùng chung cho bài luận IELTS và paper học thuật. Viết liền, chữ</w:t>
+      </w:r>
+      <w:r>
+        <w:t xml:space="preserve"> </w:t>
+      </w:r>
+      <w:r>
+        <w:rPr>
+          <w:rStyle w:val="VerbatimChar"/>
+        </w:rPr>
+        <w:t xml:space="preserve">A</w:t>
+      </w:r>
+      <w:r>
+        <w:t xml:space="preserve"> </w:t>
+      </w:r>
+      <w:r>
+        <w:t xml:space="preserve">và</w:t>
+      </w:r>
+      <w:r>
+        <w:t xml:space="preserve"> </w:t>
+      </w:r>
+      <w:r>
+        <w:rPr>
+          <w:rStyle w:val="VerbatimChar"/>
+        </w:rPr>
+        <w:t xml:space="preserve">W</w:t>
+      </w:r>
+      <w:r>
+        <w:t xml:space="preserve"> </w:t>
+      </w:r>
+      <w:r>
+        <w:t xml:space="preserve">hoa. Tiêu đề tab trình duyệt:</w:t>
+      </w:r>
+      <w:r>
+        <w:t xml:space="preserve"> </w:t>
+      </w:r>
+      <w:r>
+        <w:rPr>
+          <w:rStyle w:val="VerbatimChar"/>
+        </w:rPr>
+        <w:t xml:space="preserve">&lt;Tên trang&gt; — AcaWrite</w:t>
+      </w:r>
+      <w:r>
+        <w:t xml:space="preserve">. Câu giới thiệu: "Luyện viết IELTS và paper học thuật trực tuyến".</w:t>
+      </w:r>
+    </w:p>
+    <w:p>
+      <w:pPr>
+        <w:pStyle w:val="Compact"/>
+        <w:numPr>
+          <w:ilvl w:val="0"/>
+          <w:numId w:val="1002"/>
+        </w:numPr>
+      </w:pPr>
+      <w:r>
+        <w:rPr>
+          <w:b/>
+          <w:bCs/>
+        </w:rPr>
+        <w:t xml:space="preserve">Logo:</w:t>
+      </w:r>
+      <w:r>
+        <w:t xml:space="preserve"> </w:t>
+      </w:r>
+      <w:r>
+        <w:t xml:space="preserve">ngòi bút hướng lên (đồng thời là chữ "A") trên một dòng kẻ, nét trắng dày 2 / 24, bo đầu nét, đặt trong ô vuông nền</w:t>
+      </w:r>
+      <w:r>
+        <w:t xml:space="preserve"> </w:t>
+      </w:r>
+      <w:r>
+        <w:rPr>
+          <w:rStyle w:val="VerbatimChar"/>
+        </w:rPr>
+        <w:t xml:space="preserve">brand-600</w:t>
+      </w:r>
+      <w:r>
+        <w:t xml:space="preserve"> </w:t>
+      </w:r>
+      <w:r>
+        <w:t xml:space="preserve">bo góc. Trên nền brand thì ô trong suốt, viền trắng 25%.</w:t>
+      </w:r>
+    </w:p>
+    <w:p>
+      <w:pPr>
+        <w:pStyle w:val="Compact"/>
+        <w:numPr>
+          <w:ilvl w:val="0"/>
+          <w:numId w:val="1002"/>
+        </w:numPr>
+      </w:pPr>
+      <w:r>
+        <w:rPr>
+          <w:b/>
+          <w:bCs/>
+        </w:rPr>
+        <w:t xml:space="preserve">Code:</w:t>
+      </w:r>
+      <w:r>
+        <w:t xml:space="preserve"> </w:t>
+      </w:r>
+      <w:r>
+        <w:t xml:space="preserve">component</w:t>
+      </w:r>
+      <w:r>
+        <w:t xml:space="preserve"> </w:t>
+      </w:r>
+      <w:r>
+        <w:rPr>
+          <w:rStyle w:val="VerbatimChar"/>
+        </w:rPr>
+        <w:t xml:space="preserve">BrandMark</w:t>
+      </w:r>
+      <w:r>
+        <w:t xml:space="preserve"> </w:t>
+      </w:r>
+      <w:r>
+        <w:t xml:space="preserve">(</w:t>
+      </w:r>
+      <w:r>
+        <w:rPr>
+          <w:rStyle w:val="VerbatimChar"/>
+        </w:rPr>
+        <w:t xml:space="preserve">md</w:t>
+      </w:r>
+      <w:r>
+        <w:t xml:space="preserve"> </w:t>
+      </w:r>
+      <w:r>
+        <w:t xml:space="preserve">36px dùng ở sidebar / đầu thẻ đăng nhập,</w:t>
+      </w:r>
+      <w:r>
+        <w:t xml:space="preserve"> </w:t>
+      </w:r>
+      <w:r>
+        <w:rPr>
+          <w:rStyle w:val="VerbatimChar"/>
+        </w:rPr>
+        <w:t xml:space="preserve">lg</w:t>
+      </w:r>
+      <w:r>
+        <w:t xml:space="preserve"> </w:t>
+      </w:r>
+      <w:r>
+        <w:t xml:space="preserve">52px dùng ở panel trang đăng nhập); favicon</w:t>
+      </w:r>
+      <w:r>
+        <w:t xml:space="preserve"> </w:t>
+      </w:r>
+      <w:r>
+        <w:rPr>
+          <w:rStyle w:val="VerbatimChar"/>
+        </w:rPr>
+        <w:t xml:space="preserve">app/icon.svg</w:t>
+      </w:r>
+      <w:r>
+        <w:t xml:space="preserve"> </w:t>
+      </w:r>
+      <w:r>
+        <w:t xml:space="preserve">cùng hình.</w:t>
+      </w:r>
+    </w:p>
+    <w:p>
+      <w:pPr>
+        <w:pStyle w:val="Compact"/>
+        <w:numPr>
+          <w:ilvl w:val="0"/>
+          <w:numId w:val="1002"/>
+        </w:numPr>
+      </w:pPr>
+      <w:r>
+        <w:t xml:space="preserve">Nhãn loại bài "Bài luận IELTS", "IELTS Writing Task 1 / 2" giữ nguyên vì nói về loại bài, không phải tên hệ thống.</w:t>
+      </w:r>
+    </w:p>
     <w:p>
       <w:r>
         <w:pict>
@@ -469,7 +693,8 @@
       </w:r>
     </w:p>
     <w:bookmarkEnd w:id="9"/>
-    <w:bookmarkStart w:id="18" w:name="Xed3b8570344e28b25362cc7212fc09f08c49104"/>
+    <w:bookmarkEnd w:id="10"/>
+    <w:bookmarkStart w:id="19" w:name="Xed3b8570344e28b25362cc7212fc09f08c49104"/>
     <w:p>
       <w:pPr>
         <w:pStyle w:val="Heading2"/>
@@ -478,7 +703,7 @@
         <w:t xml:space="preserve">2. Màu sắc</w:t>
       </w:r>
     </w:p>
-    <w:bookmarkStart w:id="10" w:name="X517c7d9c49d9d158b5037d74de217e4deff9cb3"/>
+    <w:bookmarkStart w:id="11" w:name="X517c7d9c49d9d158b5037d74de217e4deff9cb3"/>
     <w:p>
       <w:pPr>
         <w:pStyle w:val="Heading3"/>
@@ -951,8 +1176,8 @@
         </w:tc>
       </w:tr>
     </w:tbl>
-    <w:bookmarkEnd w:id="10"/>
-    <w:bookmarkStart w:id="11" w:name="X24a5d76b094940c710cb3e91b15ea6d82906f52"/>
+    <w:bookmarkEnd w:id="11"/>
+    <w:bookmarkStart w:id="12" w:name="X24a5d76b094940c710cb3e91b15ea6d82906f52"/>
     <w:p>
       <w:pPr>
         <w:pStyle w:val="Heading3"/>
@@ -1395,8 +1620,8 @@
         </w:tc>
       </w:tr>
     </w:tbl>
-    <w:bookmarkEnd w:id="11"/>
-    <w:bookmarkStart w:id="12" w:name="X70b136626ac34eb923abf06520ec572206a7b6e"/>
+    <w:bookmarkEnd w:id="12"/>
+    <w:bookmarkStart w:id="13" w:name="X70b136626ac34eb923abf06520ec572206a7b6e"/>
     <w:p>
       <w:pPr>
         <w:pStyle w:val="Heading3"/>
@@ -1755,8 +1980,8 @@
         </w:tc>
       </w:tr>
     </w:tbl>
-    <w:bookmarkEnd w:id="12"/>
-    <w:bookmarkStart w:id="13" w:name="Xfa5e515fec616912de0f814a5c9139b0bc6422b"/>
+    <w:bookmarkEnd w:id="13"/>
+    <w:bookmarkStart w:id="14" w:name="Xfa5e515fec616912de0f814a5c9139b0bc6422b"/>
     <w:p>
       <w:pPr>
         <w:pStyle w:val="Heading3"/>
@@ -2594,8 +2819,8 @@
         <w:t xml:space="preserve">("Đã nộp – chờ kết quả"), vì điểm chưa được công bố.</w:t>
       </w:r>
     </w:p>
-    <w:bookmarkEnd w:id="13"/>
-    <w:bookmarkStart w:id="14" w:name="Xafab66aba0d151faa708e29daaa253c01f31919"/>
+    <w:bookmarkEnd w:id="14"/>
+    <w:bookmarkStart w:id="15" w:name="Xafab66aba0d151faa708e29daaa253c01f31919"/>
     <w:p>
       <w:pPr>
         <w:pStyle w:val="Heading3"/>
@@ -2885,8 +3110,8 @@
         </w:tc>
       </w:tr>
     </w:tbl>
-    <w:bookmarkEnd w:id="14"/>
-    <w:bookmarkStart w:id="15" w:name="X970844b6c24b4b95465dc94b510778cf232d052"/>
+    <w:bookmarkEnd w:id="15"/>
+    <w:bookmarkStart w:id="16" w:name="X970844b6c24b4b95465dc94b510778cf232d052"/>
     <w:p>
       <w:pPr>
         <w:pStyle w:val="Heading3"/>
@@ -3322,8 +3547,8 @@
         <w:t xml:space="preserve">theo đúng khoảng của từng cột.</w:t>
       </w:r>
     </w:p>
-    <w:bookmarkEnd w:id="15"/>
-    <w:bookmarkStart w:id="16" w:name="X824d96766b9843f19654b00ae68b91219fdd694"/>
+    <w:bookmarkEnd w:id="16"/>
+    <w:bookmarkStart w:id="17" w:name="X824d96766b9843f19654b00ae68b91219fdd694"/>
     <w:p>
       <w:pPr>
         <w:pStyle w:val="Heading3"/>
@@ -3656,8 +3881,8 @@
         </w:tc>
       </w:tr>
     </w:tbl>
-    <w:bookmarkEnd w:id="16"/>
-    <w:bookmarkStart w:id="17" w:name="X570968edc18fdd0d3d0c268c76586f5a595c58b"/>
+    <w:bookmarkEnd w:id="17"/>
+    <w:bookmarkStart w:id="18" w:name="X570968edc18fdd0d3d0c268c76586f5a595c58b"/>
     <w:p>
       <w:pPr>
         <w:pStyle w:val="Heading3"/>
@@ -3893,9 +4118,9 @@
         </w:pict>
       </w:r>
     </w:p>
-    <w:bookmarkEnd w:id="17"/>
     <w:bookmarkEnd w:id="18"/>
-    <w:bookmarkStart w:id="21" w:name="X952a0a6470b545cc759d742c101bee98489eb2d"/>
+    <w:bookmarkEnd w:id="19"/>
+    <w:bookmarkStart w:id="22" w:name="X952a0a6470b545cc759d742c101bee98489eb2d"/>
     <w:p>
       <w:pPr>
         <w:pStyle w:val="Heading2"/>
@@ -3904,7 +4129,7 @@
         <w:t xml:space="preserve">3. Chữ (Typography)</w:t>
       </w:r>
     </w:p>
-    <w:bookmarkStart w:id="19" w:name="X86a72e45cbfe1dd99801226db29fcb97ab70c50"/>
+    <w:bookmarkStart w:id="20" w:name="X86a72e45cbfe1dd99801226db29fcb97ab70c50"/>
     <w:p>
       <w:pPr>
         <w:pStyle w:val="Heading3"/>
@@ -4114,8 +4339,8 @@
         </w:tc>
       </w:tr>
     </w:tbl>
-    <w:bookmarkEnd w:id="19"/>
-    <w:bookmarkStart w:id="20" w:name="X396ef12de774b0fb273d5e85f20080379c0e437"/>
+    <w:bookmarkEnd w:id="20"/>
+    <w:bookmarkStart w:id="21" w:name="X396ef12de774b0fb273d5e85f20080379c0e437"/>
     <w:p>
       <w:pPr>
         <w:pStyle w:val="Heading3"/>
@@ -4721,9 +4946,9 @@
         </w:pict>
       </w:r>
     </w:p>
-    <w:bookmarkEnd w:id="20"/>
     <w:bookmarkEnd w:id="21"/>
-    <w:bookmarkStart w:id="25" w:name="X3c2a964801d587fb4006f16213d80a060ccfd51"/>
+    <w:bookmarkEnd w:id="22"/>
+    <w:bookmarkStart w:id="26" w:name="X3c2a964801d587fb4006f16213d80a060ccfd51"/>
     <w:p>
       <w:pPr>
         <w:pStyle w:val="Heading2"/>
@@ -4732,7 +4957,7 @@
         <w:t xml:space="preserve">4. Khoảng cách, bo góc, đổ bóng</w:t>
       </w:r>
     </w:p>
-    <w:bookmarkStart w:id="22" w:name="X6f4c9a0d20841a1fa8ee1b71d98522064cdbdc0"/>
+    <w:bookmarkStart w:id="23" w:name="X6f4c9a0d20841a1fa8ee1b71d98522064cdbdc0"/>
     <w:p>
       <w:pPr>
         <w:pStyle w:val="Heading3"/>
@@ -5131,8 +5356,8 @@
         </w:tc>
       </w:tr>
     </w:tbl>
-    <w:bookmarkEnd w:id="22"/>
-    <w:bookmarkStart w:id="23" w:name="X8b9d4be5fb76cfe40d6ef19ffc835a8e5d4e0c7"/>
+    <w:bookmarkEnd w:id="23"/>
+    <w:bookmarkStart w:id="24" w:name="X8b9d4be5fb76cfe40d6ef19ffc835a8e5d4e0c7"/>
     <w:p>
       <w:pPr>
         <w:pStyle w:val="Heading3"/>
@@ -5347,8 +5572,8 @@
         </w:tc>
       </w:tr>
     </w:tbl>
-    <w:bookmarkEnd w:id="23"/>
-    <w:bookmarkStart w:id="24" w:name="X0f34d0ce5d787a4abc57e51ad9bb84c4dc3df0b"/>
+    <w:bookmarkEnd w:id="24"/>
+    <w:bookmarkStart w:id="25" w:name="X0f34d0ce5d787a4abc57e51ad9bb84c4dc3df0b"/>
     <w:p>
       <w:pPr>
         <w:pStyle w:val="Heading3"/>
@@ -5537,9 +5762,9 @@
         </w:pict>
       </w:r>
     </w:p>
-    <w:bookmarkEnd w:id="24"/>
     <w:bookmarkEnd w:id="25"/>
-    <w:bookmarkStart w:id="29" w:name="Xabae43b14739d3d980d64ee1d742942e401ee2a"/>
+    <w:bookmarkEnd w:id="26"/>
+    <w:bookmarkStart w:id="30" w:name="Xabae43b14739d3d980d64ee1d742942e401ee2a"/>
     <w:p>
       <w:pPr>
         <w:pStyle w:val="Heading2"/>
@@ -5548,7 +5773,7 @@
         <w:t xml:space="preserve">5. Bố cục</w:t>
       </w:r>
     </w:p>
-    <w:bookmarkStart w:id="26" w:name="Xebfb044e0fe279df3ccf2c4e718f1542a61e1b2"/>
+    <w:bookmarkStart w:id="27" w:name="Xebfb044e0fe279df3ccf2c4e718f1542a61e1b2"/>
     <w:p>
       <w:pPr>
         <w:pStyle w:val="Heading3"/>
@@ -5910,8 +6135,8 @@
         </w:tc>
       </w:tr>
     </w:tbl>
-    <w:bookmarkEnd w:id="26"/>
-    <w:bookmarkStart w:id="27" w:name="X92ee8a546eb6db99e4fabd2c18c97c554a0acae"/>
+    <w:bookmarkEnd w:id="27"/>
+    <w:bookmarkStart w:id="28" w:name="X92ee8a546eb6db99e4fabd2c18c97c554a0acae"/>
     <w:p>
       <w:pPr>
         <w:pStyle w:val="Heading3"/>
@@ -5925,7 +6150,7 @@
         <w:pStyle w:val="Compact"/>
         <w:numPr>
           <w:ilvl w:val="0"/>
-          <w:numId w:val="1002"/>
+          <w:numId w:val="1003"/>
         </w:numPr>
       </w:pPr>
       <w:r>
@@ -5959,7 +6184,7 @@
         <w:pStyle w:val="Compact"/>
         <w:numPr>
           <w:ilvl w:val="1"/>
-          <w:numId w:val="1003"/>
+          <w:numId w:val="1004"/>
         </w:numPr>
       </w:pPr>
       <w:r>
@@ -5971,7 +6196,7 @@
         <w:pStyle w:val="Compact"/>
         <w:numPr>
           <w:ilvl w:val="1"/>
-          <w:numId w:val="1003"/>
+          <w:numId w:val="1004"/>
         </w:numPr>
       </w:pPr>
       <w:r>
@@ -5995,7 +6220,7 @@
         <w:pStyle w:val="Compact"/>
         <w:numPr>
           <w:ilvl w:val="1"/>
-          <w:numId w:val="1003"/>
+          <w:numId w:val="1004"/>
         </w:numPr>
       </w:pPr>
       <w:r>
@@ -6019,7 +6244,7 @@
         <w:pStyle w:val="Compact"/>
         <w:numPr>
           <w:ilvl w:val="1"/>
-          <w:numId w:val="1003"/>
+          <w:numId w:val="1004"/>
         </w:numPr>
       </w:pPr>
       <w:r>
@@ -6056,7 +6281,7 @@
         <w:pStyle w:val="Compact"/>
         <w:numPr>
           <w:ilvl w:val="0"/>
-          <w:numId w:val="1002"/>
+          <w:numId w:val="1003"/>
         </w:numPr>
       </w:pPr>
       <w:r>
@@ -6082,8 +6307,8 @@
         <w:t xml:space="preserve">): chỉ có header 64px (nút Quay lại, tiêu đề bài, các hành động). Phần còn lại dành cho nội dung.</w:t>
       </w:r>
     </w:p>
-    <w:bookmarkEnd w:id="27"/>
-    <w:bookmarkStart w:id="28" w:name="Xede4f2135636edb7719c11f299a0f264a406fde"/>
+    <w:bookmarkEnd w:id="28"/>
+    <w:bookmarkStart w:id="29" w:name="Xede4f2135636edb7719c11f299a0f264a406fde"/>
     <w:p>
       <w:pPr>
         <w:pStyle w:val="Heading3"/>
@@ -6325,9 +6550,9 @@
         </w:pict>
       </w:r>
     </w:p>
-    <w:bookmarkEnd w:id="28"/>
     <w:bookmarkEnd w:id="29"/>
-    <w:bookmarkStart w:id="30" w:name="X637c10c19cb93b30e3ab446d2b4b49cdcd79732"/>
+    <w:bookmarkEnd w:id="30"/>
+    <w:bookmarkStart w:id="31" w:name="X637c10c19cb93b30e3ab446d2b4b49cdcd79732"/>
     <w:p>
       <w:pPr>
         <w:pStyle w:val="Heading2"/>
@@ -6341,7 +6566,7 @@
         <w:pStyle w:val="Compact"/>
         <w:numPr>
           <w:ilvl w:val="0"/>
-          <w:numId w:val="1004"/>
+          <w:numId w:val="1005"/>
         </w:numPr>
       </w:pPr>
       <w:r>
@@ -6366,7 +6591,7 @@
         <w:pStyle w:val="Compact"/>
         <w:numPr>
           <w:ilvl w:val="0"/>
-          <w:numId w:val="1004"/>
+          <w:numId w:val="1005"/>
         </w:numPr>
       </w:pPr>
       <w:r>
@@ -6378,7 +6603,7 @@
         <w:pStyle w:val="Compact"/>
         <w:numPr>
           <w:ilvl w:val="0"/>
-          <w:numId w:val="1004"/>
+          <w:numId w:val="1005"/>
         </w:numPr>
       </w:pPr>
       <w:r>
@@ -6922,8 +7147,8 @@
         </w:pict>
       </w:r>
     </w:p>
-    <w:bookmarkEnd w:id="30"/>
-    <w:bookmarkStart w:id="34" w:name="Xefb5251a246efd6b5910610a6a5cebda8dfa894"/>
+    <w:bookmarkEnd w:id="31"/>
+    <w:bookmarkStart w:id="35" w:name="Xefb5251a246efd6b5910610a6a5cebda8dfa894"/>
     <w:p>
       <w:pPr>
         <w:pStyle w:val="Heading2"/>
@@ -6968,7 +7193,7 @@
         <w:t xml:space="preserve">.</w:t>
       </w:r>
     </w:p>
-    <w:bookmarkStart w:id="31" w:name="X696c85054a5e0abba489217ec347596886e970e"/>
+    <w:bookmarkStart w:id="32" w:name="X696c85054a5e0abba489217ec347596886e970e"/>
     <w:p>
       <w:pPr>
         <w:pStyle w:val="Heading3"/>
@@ -7937,8 +8162,8 @@
         </w:tc>
       </w:tr>
     </w:tbl>
-    <w:bookmarkEnd w:id="31"/>
-    <w:bookmarkStart w:id="32" w:name="X3d4b7fe4242c52ac6adfd5c5eccba975e100ba6"/>
+    <w:bookmarkEnd w:id="32"/>
+    <w:bookmarkStart w:id="33" w:name="X3d4b7fe4242c52ac6adfd5c5eccba975e100ba6"/>
     <w:p>
       <w:pPr>
         <w:pStyle w:val="Heading3"/>
@@ -10341,8 +10566,8 @@
         </w:tc>
       </w:tr>
     </w:tbl>
-    <w:bookmarkEnd w:id="32"/>
-    <w:bookmarkStart w:id="33" w:name="X39907b40e7576eba6d6171c77fafe2fe09b3b27"/>
+    <w:bookmarkEnd w:id="33"/>
+    <w:bookmarkStart w:id="34" w:name="X39907b40e7576eba6d6171c77fafe2fe09b3b27"/>
     <w:p>
       <w:pPr>
         <w:pStyle w:val="Heading3"/>
@@ -10619,9 +10844,9 @@
         </w:pict>
       </w:r>
     </w:p>
-    <w:bookmarkEnd w:id="33"/>
     <w:bookmarkEnd w:id="34"/>
-    <w:bookmarkStart w:id="35" w:name="Xade5915cfb1ebe0f1b7a5c88a85d87dd4059c14"/>
+    <w:bookmarkEnd w:id="35"/>
+    <w:bookmarkStart w:id="36" w:name="Xade5915cfb1ebe0f1b7a5c88a85d87dd4059c14"/>
     <w:p>
       <w:pPr>
         <w:pStyle w:val="Heading2"/>
@@ -10859,8 +11084,8 @@
         </w:pict>
       </w:r>
     </w:p>
-    <w:bookmarkEnd w:id="35"/>
-    <w:bookmarkStart w:id="36" w:name="Xf340b7fac2954fde4c6381490378014ab9d8225"/>
+    <w:bookmarkEnd w:id="36"/>
+    <w:bookmarkStart w:id="37" w:name="Xf340b7fac2954fde4c6381490378014ab9d8225"/>
     <w:p>
       <w:pPr>
         <w:pStyle w:val="Heading2"/>
@@ -10874,7 +11099,7 @@
         <w:pStyle w:val="Compact"/>
         <w:numPr>
           <w:ilvl w:val="0"/>
-          <w:numId w:val="1005"/>
+          <w:numId w:val="1006"/>
         </w:numPr>
       </w:pPr>
       <w:r>
@@ -10886,7 +11111,7 @@
         <w:pStyle w:val="Compact"/>
         <w:numPr>
           <w:ilvl w:val="0"/>
-          <w:numId w:val="1005"/>
+          <w:numId w:val="1006"/>
         </w:numPr>
       </w:pPr>
       <w:r>
@@ -10911,7 +11136,7 @@
         <w:pStyle w:val="Compact"/>
         <w:numPr>
           <w:ilvl w:val="0"/>
-          <w:numId w:val="1005"/>
+          <w:numId w:val="1006"/>
         </w:numPr>
       </w:pPr>
       <w:r>
@@ -10923,7 +11148,7 @@
         <w:pStyle w:val="Compact"/>
         <w:numPr>
           <w:ilvl w:val="1"/>
-          <w:numId w:val="1006"/>
+          <w:numId w:val="1007"/>
         </w:numPr>
       </w:pPr>
       <w:r>
@@ -10935,7 +11160,7 @@
         <w:pStyle w:val="Compact"/>
         <w:numPr>
           <w:ilvl w:val="1"/>
-          <w:numId w:val="1006"/>
+          <w:numId w:val="1007"/>
         </w:numPr>
       </w:pPr>
       <w:r>
@@ -10947,7 +11172,7 @@
         <w:pStyle w:val="Compact"/>
         <w:numPr>
           <w:ilvl w:val="1"/>
-          <w:numId w:val="1006"/>
+          <w:numId w:val="1007"/>
         </w:numPr>
       </w:pPr>
       <w:r>
@@ -10971,7 +11196,7 @@
         <w:pStyle w:val="Compact"/>
         <w:numPr>
           <w:ilvl w:val="1"/>
-          <w:numId w:val="1006"/>
+          <w:numId w:val="1007"/>
         </w:numPr>
       </w:pPr>
       <w:r>
@@ -10983,7 +11208,7 @@
         <w:pStyle w:val="Compact"/>
         <w:numPr>
           <w:ilvl w:val="0"/>
-          <w:numId w:val="1005"/>
+          <w:numId w:val="1006"/>
         </w:numPr>
       </w:pPr>
       <w:r>
@@ -10997,8 +11222,8 @@
         </w:pict>
       </w:r>
     </w:p>
-    <w:bookmarkEnd w:id="36"/>
-    <w:bookmarkStart w:id="37" w:name="X8836ca96db30fa9d7e2adf0ddc22d5da845fea0"/>
+    <w:bookmarkEnd w:id="37"/>
+    <w:bookmarkStart w:id="38" w:name="X8836ca96db30fa9d7e2adf0ddc22d5da845fea0"/>
     <w:p>
       <w:pPr>
         <w:pStyle w:val="Heading2"/>
@@ -11208,7 +11433,7 @@
         <w:pStyle w:val="Compact"/>
         <w:numPr>
           <w:ilvl w:val="0"/>
-          <w:numId w:val="1007"/>
+          <w:numId w:val="1008"/>
         </w:numPr>
       </w:pPr>
       <w:r>
@@ -11256,7 +11481,7 @@
         <w:pStyle w:val="Compact"/>
         <w:numPr>
           <w:ilvl w:val="0"/>
-          <w:numId w:val="1007"/>
+          <w:numId w:val="1008"/>
         </w:numPr>
       </w:pPr>
       <w:r>
@@ -11299,8 +11524,8 @@
         <w:t xml:space="preserve">), không tự chọn màu.</w:t>
       </w:r>
     </w:p>
-    <w:bookmarkEnd w:id="37"/>
     <w:bookmarkEnd w:id="38"/>
+    <w:bookmarkEnd w:id="39"/>
     <w:sectPr>
       <w:footnotePr>
         <w:numRestart w:val="eachSect"/>
@@ -11536,6 +11761,9 @@
     <w:abstractNumId w:val="991"/>
   </w:num>
   <w:num w:numId="1007">
+    <w:abstractNumId w:val="991"/>
+  </w:num>
+  <w:num w:numId="1008">
     <w:abstractNumId w:val="991"/>
   </w:num>
 </w:numbering>

--- a/docx/07-design-system.docx
+++ b/docx/07-design-system.docx
@@ -10028,6 +10028,114 @@
             <w:pPr>
               <w:pStyle w:val="Compact"/>
             </w:pPr>
+          </w:p>
+        </w:tc>
+      </w:tr>
+      <w:tr>
+        <w:tc>
+          <w:tcPr/>
+          <w:p>
+            <w:pPr>
+              <w:pStyle w:val="Compact"/>
+            </w:pPr>
+            <w:r>
+              <w:rPr>
+                <w:b/>
+                <w:bCs/>
+              </w:rPr>
+              <w:t xml:space="preserve">AssignmentHeader</w:t>
+            </w:r>
+          </w:p>
+        </w:tc>
+        <w:tc>
+          <w:tcPr/>
+          <w:p>
+            <w:pPr>
+              <w:pStyle w:val="Compact"/>
+            </w:pPr>
+            <w:r>
+              <w:t xml:space="preserve">Đầu trang của một bài tập (giáo viên): breadcrumb</w:t>
+            </w:r>
+            <w:r>
+              <w:t xml:space="preserve"> </w:t>
+            </w:r>
+            <w:r>
+              <w:rPr>
+                <w:i/>
+                <w:iCs/>
+              </w:rPr>
+              <w:t xml:space="preserve">Bài tập › tên bài</w:t>
+            </w:r>
+            <w:r>
+              <w:t xml:space="preserve">,</w:t>
+            </w:r>
+            <w:r>
+              <w:t xml:space="preserve"> </w:t>
+            </w:r>
+            <w:r>
+              <w:rPr>
+                <w:rStyle w:val="VerbatimChar"/>
+              </w:rPr>
+              <w:t xml:space="preserve">h1</w:t>
+            </w:r>
+            <w:r>
+              <w:t xml:space="preserve"> </w:t>
+            </w:r>
+            <w:r>
+              <w:t xml:space="preserve">tên bài, mô tả của trang, vùng nút; dưới cùng là tab</w:t>
+            </w:r>
+            <w:r>
+              <w:t xml:space="preserve"> </w:t>
+            </w:r>
+            <w:r>
+              <w:rPr>
+                <w:b/>
+                <w:bCs/>
+              </w:rPr>
+              <w:t xml:space="preserve">Chi tiết · Nhóm (Paper) · Tiến độ · Giám sát · Thống kê</w:t>
+            </w:r>
+            <w:r>
+              <w:t xml:space="preserve"> </w:t>
+            </w:r>
+            <w:r>
+              <w:t xml:space="preserve">gạch chân</w:t>
+            </w:r>
+            <w:r>
+              <w:t xml:space="preserve"> </w:t>
+            </w:r>
+            <w:r>
+              <w:rPr>
+                <w:rStyle w:val="VerbatimChar"/>
+              </w:rPr>
+              <w:t xml:space="preserve">brand-600</w:t>
+            </w:r>
+            <w:r>
+              <w:t xml:space="preserve">. Chỉ trang Chi tiết có nút thao tác (Chấm bài này + menu</w:t>
+            </w:r>
+            <w:r>
+              <w:t xml:space="preserve"> </w:t>
+            </w:r>
+            <w:r>
+              <w:rPr>
+                <w:b/>
+                <w:bCs/>
+              </w:rPr>
+              <w:t xml:space="preserve">Thao tác</w:t>
+            </w:r>
+            <w:r>
+              <w:t xml:space="preserve">: Giao thêm, Cài đặt, Nhân bản, Đóng / Mở lại, Xoá)</w:t>
+            </w:r>
+          </w:p>
+        </w:tc>
+        <w:tc>
+          <w:tcPr/>
+          <w:p>
+            <w:pPr>
+              <w:pStyle w:val="Compact"/>
+            </w:pPr>
+            <w:r>
+              <w:t xml:space="preserve">Điện thoại: hàng tab cuộn ngang, không tràn trang. Bài nháp không có tab</w:t>
+            </w:r>
           </w:p>
         </w:tc>
       </w:tr>

--- a/docx/07-design-system.docx
+++ b/docx/07-design-system.docx
@@ -8349,7 +8349,7 @@
               <w:pStyle w:val="Compact"/>
             </w:pPr>
             <w:r>
-              <w:t xml:space="preserve">Chọn điểm một tiêu chí: dải nút 0 → 9 bước 0.5 (segmented), phím ← → để đổi</w:t>
+              <w:t xml:space="preserve">Chọn điểm một tiêu chí: dải nút 0 → 9 bước 0.5 (segmented), phím ← → để đổi. Quá 21 mức (thang 10 bước nhỏ) → thanh trượt + ô nhập số theo đúng bước, dòng phụ ghi khoảng / bước / trần</w:t>
             </w:r>
           </w:p>
         </w:tc>
@@ -9967,7 +9967,19 @@
               <w:t xml:space="preserve">display</w:t>
             </w:r>
             <w:r>
-              <w:t xml:space="preserve">, so sánh tăng/giảm</w:t>
+              <w:t xml:space="preserve">, so sánh tăng/giảm. Điện thoại (&lt;</w:t>
+            </w:r>
+            <w:r>
+              <w:t xml:space="preserve"> </w:t>
+            </w:r>
+            <w:r>
+              <w:rPr>
+                <w:rStyle w:val="VerbatimChar"/>
+              </w:rPr>
+              <w:t xml:space="preserve">sm</w:t>
+            </w:r>
+            <w:r>
+              <w:t xml:space="preserve">): 2 thẻ một hàng, ẩn ô icon</w:t>
             </w:r>
           </w:p>
         </w:tc>
